--- a/templates/plananual/MATEMATICA 1° A 5°/4° MATEMÁTICA - PROGRAMACIÓN CURRICULAR ANUAL .docx
+++ b/templates/plananual/MATEMATICA 1° A 5°/4° MATEMÁTICA - PROGRAMACIÓN CURRICULAR ANUAL .docx
@@ -13051,6 +13051,7 @@
                 <w:szCs w:val="20"/>
               </w:rPr>
             </w:pPr>
+            <w:bookmarkStart w:id="1" w:name="_Hlk227075175"/>
             <w:r>
               <w:rPr>
                 <w:rFonts w:ascii="Arial Nova Cond" w:hAnsi="Arial Nova Cond" w:cs="Times New Roman"/>
@@ -13327,7 +13328,6 @@
           <w:tcPr>
             <w:tcW w:w="875" w:type="dxa"/>
             <w:vMerge w:val="restart"/>
-            <w:shd w:val="clear" w:color="auto" w:fill="auto"/>
             <w:vAlign w:val="center"/>
           </w:tcPr>
           <w:p>
@@ -13438,7 +13438,6 @@
         <w:tc>
           <w:tcPr>
             <w:tcW w:w="6169" w:type="dxa"/>
-            <w:shd w:val="clear" w:color="auto" w:fill="auto"/>
             <w:vAlign w:val="center"/>
           </w:tcPr>
           <w:p>
@@ -13473,7 +13472,6 @@
         <w:tc>
           <w:tcPr>
             <w:tcW w:w="2015" w:type="dxa"/>
-            <w:shd w:val="clear" w:color="auto" w:fill="auto"/>
             <w:vAlign w:val="center"/>
           </w:tcPr>
           <w:p>
@@ -13512,7 +13510,7 @@
               <w:autoSpaceDE w:val="0"/>
               <w:autoSpaceDN w:val="0"/>
               <w:adjustRightInd w:val="0"/>
-              <w:jc w:val="center"/>
+              <w:jc w:val="both"/>
               <w:rPr>
                 <w:rFonts w:ascii="Arial Nova Cond" w:hAnsi="Arial Nova Cond" w:cs="Arial"/>
                 <w:color w:val="000000"/>
@@ -13536,7 +13534,6 @@
         <w:tc>
           <w:tcPr>
             <w:tcW w:w="1337" w:type="dxa"/>
-            <w:shd w:val="clear" w:color="auto" w:fill="auto"/>
             <w:vAlign w:val="center"/>
           </w:tcPr>
           <w:p>
@@ -13575,7 +13572,6 @@
           <w:tcPr>
             <w:tcW w:w="875" w:type="dxa"/>
             <w:vMerge/>
-            <w:shd w:val="clear" w:color="auto" w:fill="auto"/>
             <w:vAlign w:val="center"/>
           </w:tcPr>
           <w:p>
@@ -13667,7 +13663,6 @@
         <w:tc>
           <w:tcPr>
             <w:tcW w:w="6169" w:type="dxa"/>
-            <w:shd w:val="clear" w:color="auto" w:fill="auto"/>
             <w:vAlign w:val="center"/>
           </w:tcPr>
           <w:p>
@@ -13702,7 +13697,6 @@
         <w:tc>
           <w:tcPr>
             <w:tcW w:w="2015" w:type="dxa"/>
-            <w:shd w:val="clear" w:color="auto" w:fill="auto"/>
             <w:vAlign w:val="center"/>
           </w:tcPr>
           <w:p>
@@ -13741,7 +13735,7 @@
               <w:autoSpaceDE w:val="0"/>
               <w:autoSpaceDN w:val="0"/>
               <w:adjustRightInd w:val="0"/>
-              <w:jc w:val="center"/>
+              <w:jc w:val="both"/>
               <w:rPr>
                 <w:rFonts w:ascii="Arial Nova Cond" w:hAnsi="Arial Nova Cond" w:cs="Arial"/>
                 <w:color w:val="000000"/>
@@ -13765,7 +13759,6 @@
         <w:tc>
           <w:tcPr>
             <w:tcW w:w="1337" w:type="dxa"/>
-            <w:shd w:val="clear" w:color="auto" w:fill="auto"/>
             <w:vAlign w:val="center"/>
           </w:tcPr>
           <w:p>
@@ -13804,7 +13797,6 @@
           <w:tcPr>
             <w:tcW w:w="875" w:type="dxa"/>
             <w:vMerge/>
-            <w:shd w:val="clear" w:color="auto" w:fill="auto"/>
             <w:vAlign w:val="center"/>
           </w:tcPr>
           <w:p>
@@ -13896,7 +13888,6 @@
         <w:tc>
           <w:tcPr>
             <w:tcW w:w="6169" w:type="dxa"/>
-            <w:shd w:val="clear" w:color="auto" w:fill="auto"/>
             <w:vAlign w:val="center"/>
           </w:tcPr>
           <w:p>
@@ -13931,7 +13922,6 @@
         <w:tc>
           <w:tcPr>
             <w:tcW w:w="2015" w:type="dxa"/>
-            <w:shd w:val="clear" w:color="auto" w:fill="auto"/>
             <w:vAlign w:val="center"/>
           </w:tcPr>
           <w:p>
@@ -13970,7 +13960,7 @@
               <w:autoSpaceDE w:val="0"/>
               <w:autoSpaceDN w:val="0"/>
               <w:adjustRightInd w:val="0"/>
-              <w:jc w:val="center"/>
+              <w:jc w:val="both"/>
               <w:rPr>
                 <w:rFonts w:ascii="Arial Nova Cond" w:hAnsi="Arial Nova Cond" w:cs="Arial"/>
                 <w:color w:val="000000"/>
@@ -13994,7 +13984,6 @@
         <w:tc>
           <w:tcPr>
             <w:tcW w:w="1337" w:type="dxa"/>
-            <w:shd w:val="clear" w:color="auto" w:fill="auto"/>
             <w:vAlign w:val="center"/>
           </w:tcPr>
           <w:p>
@@ -14033,7 +14022,6 @@
           <w:tcPr>
             <w:tcW w:w="875" w:type="dxa"/>
             <w:vMerge w:val="restart"/>
-            <w:shd w:val="clear" w:color="auto" w:fill="auto"/>
             <w:vAlign w:val="center"/>
           </w:tcPr>
           <w:p>
@@ -14136,7 +14124,6 @@
         <w:tc>
           <w:tcPr>
             <w:tcW w:w="6169" w:type="dxa"/>
-            <w:shd w:val="clear" w:color="auto" w:fill="auto"/>
             <w:vAlign w:val="center"/>
           </w:tcPr>
           <w:p>
@@ -14172,7 +14159,6 @@
         <w:tc>
           <w:tcPr>
             <w:tcW w:w="2015" w:type="dxa"/>
-            <w:shd w:val="clear" w:color="auto" w:fill="auto"/>
             <w:vAlign w:val="center"/>
           </w:tcPr>
           <w:p>
@@ -14211,7 +14197,7 @@
               <w:autoSpaceDE w:val="0"/>
               <w:autoSpaceDN w:val="0"/>
               <w:adjustRightInd w:val="0"/>
-              <w:jc w:val="center"/>
+              <w:jc w:val="both"/>
               <w:rPr>
                 <w:rFonts w:ascii="Arial Nova Cond" w:hAnsi="Arial Nova Cond" w:cs="Arial"/>
                 <w:color w:val="000000"/>
@@ -14235,7 +14221,6 @@
         <w:tc>
           <w:tcPr>
             <w:tcW w:w="1337" w:type="dxa"/>
-            <w:shd w:val="clear" w:color="auto" w:fill="auto"/>
             <w:vAlign w:val="center"/>
           </w:tcPr>
           <w:p>
@@ -14274,7 +14259,6 @@
           <w:tcPr>
             <w:tcW w:w="875" w:type="dxa"/>
             <w:vMerge/>
-            <w:shd w:val="clear" w:color="auto" w:fill="auto"/>
             <w:vAlign w:val="center"/>
           </w:tcPr>
           <w:p>
@@ -14366,7 +14350,6 @@
         <w:tc>
           <w:tcPr>
             <w:tcW w:w="6169" w:type="dxa"/>
-            <w:shd w:val="clear" w:color="auto" w:fill="auto"/>
             <w:vAlign w:val="center"/>
           </w:tcPr>
           <w:p>
@@ -14402,7 +14385,6 @@
         <w:tc>
           <w:tcPr>
             <w:tcW w:w="2015" w:type="dxa"/>
-            <w:shd w:val="clear" w:color="auto" w:fill="auto"/>
             <w:vAlign w:val="center"/>
           </w:tcPr>
           <w:p>
@@ -14441,7 +14423,7 @@
               <w:autoSpaceDE w:val="0"/>
               <w:autoSpaceDN w:val="0"/>
               <w:adjustRightInd w:val="0"/>
-              <w:jc w:val="center"/>
+              <w:jc w:val="both"/>
               <w:rPr>
                 <w:rFonts w:ascii="Arial Nova Cond" w:hAnsi="Arial Nova Cond" w:cs="Arial"/>
                 <w:color w:val="000000"/>
@@ -14465,7 +14447,6 @@
         <w:tc>
           <w:tcPr>
             <w:tcW w:w="1337" w:type="dxa"/>
-            <w:shd w:val="clear" w:color="auto" w:fill="auto"/>
             <w:vAlign w:val="center"/>
           </w:tcPr>
           <w:p>
@@ -14504,7 +14485,6 @@
           <w:tcPr>
             <w:tcW w:w="875" w:type="dxa"/>
             <w:vMerge w:val="restart"/>
-            <w:shd w:val="clear" w:color="auto" w:fill="auto"/>
             <w:vAlign w:val="center"/>
           </w:tcPr>
           <w:p>
@@ -14608,7 +14588,6 @@
         <w:tc>
           <w:tcPr>
             <w:tcW w:w="6169" w:type="dxa"/>
-            <w:shd w:val="clear" w:color="auto" w:fill="auto"/>
             <w:vAlign w:val="center"/>
           </w:tcPr>
           <w:p>
@@ -14644,7 +14623,6 @@
         <w:tc>
           <w:tcPr>
             <w:tcW w:w="2015" w:type="dxa"/>
-            <w:shd w:val="clear" w:color="auto" w:fill="auto"/>
             <w:vAlign w:val="center"/>
           </w:tcPr>
           <w:p>
@@ -14683,7 +14661,7 @@
               <w:autoSpaceDE w:val="0"/>
               <w:autoSpaceDN w:val="0"/>
               <w:adjustRightInd w:val="0"/>
-              <w:jc w:val="center"/>
+              <w:jc w:val="both"/>
               <w:rPr>
                 <w:rFonts w:ascii="Arial Nova Cond" w:hAnsi="Arial Nova Cond" w:cs="Arial"/>
                 <w:color w:val="000000"/>
@@ -14707,7 +14685,6 @@
         <w:tc>
           <w:tcPr>
             <w:tcW w:w="1337" w:type="dxa"/>
-            <w:shd w:val="clear" w:color="auto" w:fill="auto"/>
             <w:vAlign w:val="center"/>
           </w:tcPr>
           <w:p>
@@ -14746,7 +14723,6 @@
           <w:tcPr>
             <w:tcW w:w="875" w:type="dxa"/>
             <w:vMerge/>
-            <w:shd w:val="clear" w:color="auto" w:fill="auto"/>
             <w:vAlign w:val="center"/>
           </w:tcPr>
           <w:p>
@@ -14838,7 +14814,6 @@
         <w:tc>
           <w:tcPr>
             <w:tcW w:w="6169" w:type="dxa"/>
-            <w:shd w:val="clear" w:color="auto" w:fill="auto"/>
             <w:vAlign w:val="center"/>
           </w:tcPr>
           <w:p>
@@ -14873,7 +14848,6 @@
         <w:tc>
           <w:tcPr>
             <w:tcW w:w="2015" w:type="dxa"/>
-            <w:shd w:val="clear" w:color="auto" w:fill="auto"/>
             <w:vAlign w:val="center"/>
           </w:tcPr>
           <w:p>
@@ -14912,7 +14886,7 @@
               <w:autoSpaceDE w:val="0"/>
               <w:autoSpaceDN w:val="0"/>
               <w:adjustRightInd w:val="0"/>
-              <w:jc w:val="center"/>
+              <w:jc w:val="both"/>
               <w:rPr>
                 <w:rFonts w:ascii="Arial Nova Cond" w:hAnsi="Arial Nova Cond" w:cs="Arial"/>
                 <w:color w:val="000000"/>
@@ -14936,7 +14910,6 @@
         <w:tc>
           <w:tcPr>
             <w:tcW w:w="1337" w:type="dxa"/>
-            <w:shd w:val="clear" w:color="auto" w:fill="auto"/>
             <w:vAlign w:val="center"/>
           </w:tcPr>
           <w:p>
@@ -14975,7 +14948,6 @@
           <w:tcPr>
             <w:tcW w:w="875" w:type="dxa"/>
             <w:vMerge w:val="restart"/>
-            <w:shd w:val="clear" w:color="auto" w:fill="auto"/>
             <w:vAlign w:val="center"/>
           </w:tcPr>
           <w:p>
@@ -15086,7 +15058,6 @@
         <w:tc>
           <w:tcPr>
             <w:tcW w:w="6169" w:type="dxa"/>
-            <w:shd w:val="clear" w:color="auto" w:fill="auto"/>
             <w:vAlign w:val="center"/>
           </w:tcPr>
           <w:p>
@@ -15121,7 +15092,6 @@
         <w:tc>
           <w:tcPr>
             <w:tcW w:w="2015" w:type="dxa"/>
-            <w:shd w:val="clear" w:color="auto" w:fill="auto"/>
             <w:vAlign w:val="center"/>
           </w:tcPr>
           <w:p>
@@ -15160,7 +15130,7 @@
               <w:autoSpaceDE w:val="0"/>
               <w:autoSpaceDN w:val="0"/>
               <w:adjustRightInd w:val="0"/>
-              <w:jc w:val="center"/>
+              <w:jc w:val="both"/>
               <w:rPr>
                 <w:rFonts w:ascii="Arial Nova Cond" w:hAnsi="Arial Nova Cond" w:cs="Arial"/>
                 <w:color w:val="000000"/>
@@ -15184,7 +15154,6 @@
         <w:tc>
           <w:tcPr>
             <w:tcW w:w="1337" w:type="dxa"/>
-            <w:shd w:val="clear" w:color="auto" w:fill="auto"/>
             <w:vAlign w:val="center"/>
           </w:tcPr>
           <w:p>
@@ -15223,7 +15192,6 @@
           <w:tcPr>
             <w:tcW w:w="875" w:type="dxa"/>
             <w:vMerge/>
-            <w:shd w:val="clear" w:color="auto" w:fill="auto"/>
             <w:vAlign w:val="center"/>
           </w:tcPr>
           <w:p>
@@ -15323,7 +15291,6 @@
         <w:tc>
           <w:tcPr>
             <w:tcW w:w="6169" w:type="dxa"/>
-            <w:shd w:val="clear" w:color="auto" w:fill="auto"/>
             <w:vAlign w:val="center"/>
           </w:tcPr>
           <w:p>
@@ -15359,7 +15326,6 @@
         <w:tc>
           <w:tcPr>
             <w:tcW w:w="2015" w:type="dxa"/>
-            <w:shd w:val="clear" w:color="auto" w:fill="auto"/>
             <w:vAlign w:val="center"/>
           </w:tcPr>
           <w:p>
@@ -15397,7 +15363,7 @@
               <w:autoSpaceDE w:val="0"/>
               <w:autoSpaceDN w:val="0"/>
               <w:adjustRightInd w:val="0"/>
-              <w:jc w:val="center"/>
+              <w:jc w:val="both"/>
               <w:rPr>
                 <w:rFonts w:ascii="Arial Nova Cond" w:hAnsi="Arial Nova Cond" w:cs="Arial"/>
                 <w:color w:val="000000"/>
@@ -15421,7 +15387,6 @@
         <w:tc>
           <w:tcPr>
             <w:tcW w:w="1337" w:type="dxa"/>
-            <w:shd w:val="clear" w:color="auto" w:fill="auto"/>
             <w:vAlign w:val="center"/>
           </w:tcPr>
           <w:p>
@@ -15451,6 +15416,7 @@
           </w:p>
         </w:tc>
       </w:tr>
+      <w:bookmarkEnd w:id="1"/>
     </w:tbl>
     <w:p>
       <w:pPr>
@@ -26709,7 +26675,7 @@
                 <w:color w:val="000000" w:themeColor="text1"/>
               </w:rPr>
             </w:pPr>
-            <w:bookmarkStart w:id="1" w:name="_Hlk189655559"/>
+            <w:bookmarkStart w:id="2" w:name="_Hlk189655559"/>
             <w:r>
               <w:rPr>
                 <w:rFonts w:ascii="Arial Nova Cond" w:hAnsi="Arial Nova Cond" w:cs="Times New Roman"/>
@@ -27196,7 +27162,7 @@
           </w:p>
         </w:tc>
       </w:tr>
-      <w:bookmarkEnd w:id="1"/>
+      <w:bookmarkEnd w:id="2"/>
     </w:tbl>
     <w:p>
       <w:pPr>
@@ -27963,7 +27929,7 @@
                 <w:color w:val="000000" w:themeColor="text1"/>
               </w:rPr>
             </w:pPr>
-            <w:bookmarkStart w:id="2" w:name="_Hlk189655588"/>
+            <w:bookmarkStart w:id="3" w:name="_Hlk189655588"/>
             <w:r>
               <w:rPr>
                 <w:rFonts w:ascii="Arial Nova Cond" w:hAnsi="Arial Nova Cond" w:cs="Times New Roman"/>
@@ -28540,7 +28506,7 @@
           </w:p>
         </w:tc>
       </w:tr>
-      <w:bookmarkEnd w:id="2"/>
+      <w:bookmarkEnd w:id="3"/>
     </w:tbl>
     <w:p>
       <w:pPr>
@@ -28587,7 +28553,7 @@
                 <w:bCs/>
               </w:rPr>
             </w:pPr>
-            <w:bookmarkStart w:id="3" w:name="_Hlk189655605"/>
+            <w:bookmarkStart w:id="4" w:name="_Hlk189655605"/>
           </w:p>
           <w:p>
             <w:pPr>
@@ -29100,7 +29066,7 @@
           </w:p>
         </w:tc>
       </w:tr>
-      <w:bookmarkEnd w:id="3"/>
+      <w:bookmarkEnd w:id="4"/>
     </w:tbl>
     <w:p>
       <w:pPr>

--- a/templates/plananual/MATEMATICA 1° A 5°/4° MATEMÁTICA - PROGRAMACIÓN CURRICULAR ANUAL .docx
+++ b/templates/plananual/MATEMATICA 1° A 5°/4° MATEMÁTICA - PROGRAMACIÓN CURRICULAR ANUAL .docx
@@ -1,6 +1,6 @@
 
 <file path=word/document.xml><?xml version="1.0" encoding="utf-8"?>
-<w:document xmlns:wpc="http://schemas.microsoft.com/office/word/2010/wordprocessingCanvas" xmlns:cx="http://schemas.microsoft.com/office/drawing/2014/chartex" xmlns:cx1="http://schemas.microsoft.com/office/drawing/2015/9/8/chartex" xmlns:cx2="http://schemas.microsoft.com/office/drawing/2015/10/21/chartex" xmlns:cx3="http://schemas.microsoft.com/office/drawing/2016/5/9/chartex" xmlns:cx4="http://schemas.microsoft.com/office/drawing/2016/5/10/chartex" xmlns:cx5="http://schemas.microsoft.com/office/drawing/2016/5/11/chartex" xmlns:cx6="http://schemas.microsoft.com/office/drawing/2016/5/12/chartex" xmlns:cx7="http://schemas.microsoft.com/office/drawing/2016/5/13/chartex" xmlns:cx8="http://schemas.microsoft.com/office/drawing/2016/5/14/chartex" xmlns:mc="http://schemas.openxmlformats.org/markup-compatibility/2006" xmlns:aink="http://schemas.microsoft.com/office/drawing/2016/ink" xmlns:am3d="http://schemas.microsoft.com/office/drawing/2017/model3d" xmlns:o="urn:schemas-microsoft-com:office:office" xmlns:oel="http://schemas.microsoft.com/office/2019/extlst" xmlns:r="http://schemas.openxmlformats.org/officeDocument/2006/relationships" xmlns:m="http://schemas.openxmlformats.org/officeDocument/2006/math" xmlns:v="urn:schemas-microsoft-com:vml" xmlns:wp14="http://schemas.microsoft.com/office/word/2010/wordprocessingDrawing" xmlns:wp="http://schemas.openxmlformats.org/drawingml/2006/wordprocessingDrawing" xmlns:w10="urn:schemas-microsoft-com:office:word" xmlns:w="http://schemas.openxmlformats.org/wordprocessingml/2006/main" xmlns:w14="http://schemas.microsoft.com/office/word/2010/wordml" xmlns:w15="http://schemas.microsoft.com/office/word/2012/wordml" xmlns:w16cex="http://schemas.microsoft.com/office/word/2018/wordml/cex" xmlns:w16cid="http://schemas.microsoft.com/office/word/2016/wordml/cid" xmlns:w16="http://schemas.microsoft.com/office/word/2018/wordml" xmlns:w16du="http://schemas.microsoft.com/office/word/2023/wordml/word16du" xmlns:w16sdtdh="http://schemas.microsoft.com/office/word/2020/wordml/sdtdatahash" xmlns:w16se="http://schemas.microsoft.com/office/word/2015/wordml/symex" xmlns:wpg="http://schemas.microsoft.com/office/word/2010/wordprocessingGroup" xmlns:wpi="http://schemas.microsoft.com/office/word/2010/wordprocessingInk" xmlns:wne="http://schemas.microsoft.com/office/word/2006/wordml" xmlns:wps="http://schemas.microsoft.com/office/word/2010/wordprocessingShape" mc:Ignorable="w14 w15 w16se w16cid w16 w16cex w16sdtdh w16du wp14">
+<w:document xmlns:wpc="http://schemas.microsoft.com/office/word/2010/wordprocessingCanvas" xmlns:cx="http://schemas.microsoft.com/office/drawing/2014/chartex" xmlns:cx1="http://schemas.microsoft.com/office/drawing/2015/9/8/chartex" xmlns:cx2="http://schemas.microsoft.com/office/drawing/2015/10/21/chartex" xmlns:cx3="http://schemas.microsoft.com/office/drawing/2016/5/9/chartex" xmlns:cx4="http://schemas.microsoft.com/office/drawing/2016/5/10/chartex" xmlns:cx5="http://schemas.microsoft.com/office/drawing/2016/5/11/chartex" xmlns:cx6="http://schemas.microsoft.com/office/drawing/2016/5/12/chartex" xmlns:cx7="http://schemas.microsoft.com/office/drawing/2016/5/13/chartex" xmlns:cx8="http://schemas.microsoft.com/office/drawing/2016/5/14/chartex" xmlns:mc="http://schemas.openxmlformats.org/markup-compatibility/2006" xmlns:aink="http://schemas.microsoft.com/office/drawing/2016/ink" xmlns:am3d="http://schemas.microsoft.com/office/drawing/2017/model3d" xmlns:o="urn:schemas-microsoft-com:office:office" xmlns:oel="http://schemas.microsoft.com/office/2019/extlst" xmlns:r="http://schemas.openxmlformats.org/officeDocument/2006/relationships" xmlns:m="http://schemas.openxmlformats.org/officeDocument/2006/math" xmlns:v="urn:schemas-microsoft-com:vml" xmlns:wp14="http://schemas.microsoft.com/office/word/2010/wordprocessingDrawing" xmlns:wp="http://schemas.openxmlformats.org/drawingml/2006/wordprocessingDrawing" xmlns:w10="urn:schemas-microsoft-com:office:word" xmlns:w="http://schemas.openxmlformats.org/wordprocessingml/2006/main" xmlns:w14="http://schemas.microsoft.com/office/word/2010/wordml" xmlns:w15="http://schemas.microsoft.com/office/word/2012/wordml" xmlns:w16cex="http://schemas.microsoft.com/office/word/2018/wordml/cex" xmlns:w16cid="http://schemas.microsoft.com/office/word/2016/wordml/cid" xmlns:w16="http://schemas.microsoft.com/office/word/2018/wordml" xmlns:w16du="http://schemas.microsoft.com/office/word/2023/wordml/word16du" xmlns:w16sdtdh="http://schemas.microsoft.com/office/word/2020/wordml/sdtdatahash" xmlns:w16sdtfl="http://schemas.microsoft.com/office/word/2024/wordml/sdtformatlock" xmlns:w16se="http://schemas.microsoft.com/office/word/2015/wordml/symex" xmlns:wpg="http://schemas.microsoft.com/office/word/2010/wordprocessingGroup" xmlns:wpi="http://schemas.microsoft.com/office/word/2010/wordprocessingInk" xmlns:wne="http://schemas.microsoft.com/office/word/2006/wordml" xmlns:wps="http://schemas.microsoft.com/office/word/2010/wordprocessingShape" mc:Ignorable="w14 w15 w16se w16cid w16 w16cex w16sdtdh w16sdtfl w16du wp14">
   <w:body>
     <w:p>
       <w:pPr>
@@ -7333,7 +7333,6 @@
                 <w:szCs w:val="20"/>
               </w:rPr>
             </w:pPr>
-            <w:proofErr w:type="spellStart"/>
             <w:r>
               <w:rPr>
                 <w:rFonts w:ascii="Arial Nova Cond Light" w:hAnsi="Arial Nova Cond Light" w:cs="Times New Roman"/>
@@ -7343,19 +7342,7 @@
                 <w:sz w:val="20"/>
                 <w:szCs w:val="20"/>
               </w:rPr>
-              <w:t>N°</w:t>
-            </w:r>
-            <w:proofErr w:type="spellEnd"/>
-            <w:r>
-              <w:rPr>
-                <w:rFonts w:ascii="Arial Nova Cond Light" w:hAnsi="Arial Nova Cond Light" w:cs="Times New Roman"/>
-                <w:b/>
-                <w:bCs/>
-                <w:color w:val="000000" w:themeColor="text1"/>
-                <w:sz w:val="20"/>
-                <w:szCs w:val="20"/>
-              </w:rPr>
-              <w:t xml:space="preserve"> DE SEMANAS LECTIVAS</w:t>
+              <w:t>N° DE SEMANAS LECTIVAS</w:t>
             </w:r>
           </w:p>
         </w:tc>
@@ -7380,7 +7367,6 @@
                 <w:szCs w:val="20"/>
               </w:rPr>
             </w:pPr>
-            <w:proofErr w:type="spellStart"/>
             <w:r>
               <w:rPr>
                 <w:rFonts w:ascii="Arial Nova Cond Light" w:hAnsi="Arial Nova Cond Light" w:cs="Times New Roman"/>
@@ -7390,19 +7376,7 @@
                 <w:sz w:val="20"/>
                 <w:szCs w:val="20"/>
               </w:rPr>
-              <w:t>N°</w:t>
-            </w:r>
-            <w:proofErr w:type="spellEnd"/>
-            <w:r>
-              <w:rPr>
-                <w:rFonts w:ascii="Arial Nova Cond Light" w:hAnsi="Arial Nova Cond Light" w:cs="Times New Roman"/>
-                <w:b/>
-                <w:bCs/>
-                <w:color w:val="000000" w:themeColor="text1"/>
-                <w:sz w:val="20"/>
-                <w:szCs w:val="20"/>
-              </w:rPr>
-              <w:t xml:space="preserve"> UNIDADES</w:t>
+              <w:t>N° UNIDADES</w:t>
             </w:r>
           </w:p>
         </w:tc>
@@ -13018,13 +12992,13 @@
         <w:tblLook w:val="04A0" w:firstRow="1" w:lastRow="0" w:firstColumn="1" w:lastColumn="0" w:noHBand="0" w:noVBand="1"/>
       </w:tblPr>
       <w:tblGrid>
-        <w:gridCol w:w="875"/>
-        <w:gridCol w:w="1095"/>
-        <w:gridCol w:w="1726"/>
-        <w:gridCol w:w="6169"/>
-        <w:gridCol w:w="2015"/>
-        <w:gridCol w:w="1634"/>
-        <w:gridCol w:w="1337"/>
+        <w:gridCol w:w="818"/>
+        <w:gridCol w:w="1018"/>
+        <w:gridCol w:w="5379"/>
+        <w:gridCol w:w="1984"/>
+        <w:gridCol w:w="2693"/>
+        <w:gridCol w:w="1560"/>
+        <w:gridCol w:w="1399"/>
       </w:tblGrid>
       <w:tr>
         <w:trPr>
@@ -13033,7 +13007,7 @@
         </w:trPr>
         <w:tc>
           <w:tcPr>
-            <w:tcW w:w="875" w:type="dxa"/>
+            <w:tcW w:w="818" w:type="dxa"/>
             <w:shd w:val="clear" w:color="auto" w:fill="C1F0C7" w:themeFill="accent3" w:themeFillTint="33"/>
             <w:vAlign w:val="center"/>
           </w:tcPr>
@@ -13067,7 +13041,7 @@
         </w:tc>
         <w:tc>
           <w:tcPr>
-            <w:tcW w:w="1095" w:type="dxa"/>
+            <w:tcW w:w="1018" w:type="dxa"/>
             <w:shd w:val="clear" w:color="auto" w:fill="C1F0C7" w:themeFill="accent3" w:themeFillTint="33"/>
             <w:vAlign w:val="center"/>
           </w:tcPr>
@@ -13100,7 +13074,7 @@
         </w:tc>
         <w:tc>
           <w:tcPr>
-            <w:tcW w:w="1726" w:type="dxa"/>
+            <w:tcW w:w="5379" w:type="dxa"/>
             <w:shd w:val="clear" w:color="auto" w:fill="C1F0C7" w:themeFill="accent3" w:themeFillTint="33"/>
             <w:vAlign w:val="center"/>
           </w:tcPr>
@@ -13127,13 +13101,35 @@
                 <w:sz w:val="20"/>
                 <w:szCs w:val="20"/>
               </w:rPr>
-              <w:t>PROBLEMA / POTENCIALIDAD</w:t>
-            </w:r>
-          </w:p>
-        </w:tc>
-        <w:tc>
-          <w:tcPr>
-            <w:tcW w:w="6169" w:type="dxa"/>
+              <w:t>SITUACIÓN SIGNIF</w:t>
+            </w:r>
+            <w:r>
+              <w:rPr>
+                <w:rFonts w:ascii="Arial Nova Cond" w:hAnsi="Arial Nova Cond" w:cs="Times New Roman"/>
+                <w:b/>
+                <w:bCs/>
+                <w:color w:val="000000" w:themeColor="text1"/>
+                <w:sz w:val="20"/>
+                <w:szCs w:val="20"/>
+              </w:rPr>
+              <w:t>I</w:t>
+            </w:r>
+            <w:r>
+              <w:rPr>
+                <w:rFonts w:ascii="Arial Nova Cond" w:hAnsi="Arial Nova Cond" w:cs="Times New Roman"/>
+                <w:b/>
+                <w:bCs/>
+                <w:color w:val="000000" w:themeColor="text1"/>
+                <w:sz w:val="20"/>
+                <w:szCs w:val="20"/>
+              </w:rPr>
+              <w:t>CATIVA</w:t>
+            </w:r>
+          </w:p>
+        </w:tc>
+        <w:tc>
+          <w:tcPr>
+            <w:tcW w:w="1984" w:type="dxa"/>
             <w:shd w:val="clear" w:color="auto" w:fill="C1F0C7" w:themeFill="accent3" w:themeFillTint="33"/>
             <w:vAlign w:val="center"/>
           </w:tcPr>
@@ -13160,7 +13156,7 @@
                 <w:sz w:val="20"/>
                 <w:szCs w:val="20"/>
               </w:rPr>
-              <w:t>SITUACIÓN SIGNIF</w:t>
+              <w:t>TÍTULO DE LA UNIDAD DID</w:t>
             </w:r>
             <w:r>
               <w:rPr>
@@ -13171,7 +13167,7 @@
                 <w:sz w:val="20"/>
                 <w:szCs w:val="20"/>
               </w:rPr>
-              <w:t>I</w:t>
+              <w:t>Á</w:t>
             </w:r>
             <w:r>
               <w:rPr>
@@ -13182,13 +13178,24 @@
                 <w:sz w:val="20"/>
                 <w:szCs w:val="20"/>
               </w:rPr>
-              <w:t>CATIVA</w:t>
-            </w:r>
-          </w:p>
-        </w:tc>
-        <w:tc>
-          <w:tcPr>
-            <w:tcW w:w="2015" w:type="dxa"/>
+              <w:t>CTICA</w:t>
+            </w:r>
+            <w:r>
+              <w:rPr>
+                <w:rFonts w:ascii="Arial Nova Cond" w:hAnsi="Arial Nova Cond" w:cs="Times New Roman"/>
+                <w:b/>
+                <w:bCs/>
+                <w:color w:val="000000" w:themeColor="text1"/>
+                <w:sz w:val="20"/>
+                <w:szCs w:val="20"/>
+              </w:rPr>
+              <w:t>.</w:t>
+            </w:r>
+          </w:p>
+        </w:tc>
+        <w:tc>
+          <w:tcPr>
+            <w:tcW w:w="2693" w:type="dxa"/>
             <w:shd w:val="clear" w:color="auto" w:fill="C1F0C7" w:themeFill="accent3" w:themeFillTint="33"/>
             <w:vAlign w:val="center"/>
           </w:tcPr>
@@ -13215,9 +13222,21 @@
                 <w:sz w:val="20"/>
                 <w:szCs w:val="20"/>
               </w:rPr>
-              <w:t>TÍTULO DE LA UNIDAD DID</w:t>
-            </w:r>
-            <w:r>
+              <w:t>CAMPO TEMATICO</w:t>
+            </w:r>
+          </w:p>
+        </w:tc>
+        <w:tc>
+          <w:tcPr>
+            <w:tcW w:w="1560" w:type="dxa"/>
+            <w:shd w:val="clear" w:color="auto" w:fill="C1F0C7" w:themeFill="accent3" w:themeFillTint="33"/>
+            <w:vAlign w:val="center"/>
+          </w:tcPr>
+          <w:p>
+            <w:pPr>
+              <w:pStyle w:val="Prrafodelista"/>
+              <w:ind w:left="0"/>
+              <w:jc w:val="center"/>
               <w:rPr>
                 <w:rFonts w:ascii="Arial Nova Cond" w:hAnsi="Arial Nova Cond" w:cs="Times New Roman"/>
                 <w:b/>
@@ -13226,8 +13245,7 @@
                 <w:sz w:val="20"/>
                 <w:szCs w:val="20"/>
               </w:rPr>
-              <w:t>Á</w:t>
-            </w:r>
+            </w:pPr>
             <w:r>
               <w:rPr>
                 <w:rFonts w:ascii="Arial Nova Cond" w:hAnsi="Arial Nova Cond" w:cs="Times New Roman"/>
@@ -13237,57 +13255,13 @@
                 <w:sz w:val="20"/>
                 <w:szCs w:val="20"/>
               </w:rPr>
-              <w:t>CTICA</w:t>
-            </w:r>
-            <w:r>
-              <w:rPr>
-                <w:rFonts w:ascii="Arial Nova Cond" w:hAnsi="Arial Nova Cond" w:cs="Times New Roman"/>
-                <w:b/>
-                <w:bCs/>
-                <w:color w:val="000000" w:themeColor="text1"/>
-                <w:sz w:val="20"/>
-                <w:szCs w:val="20"/>
-              </w:rPr>
-              <w:t>.</w:t>
-            </w:r>
-          </w:p>
-        </w:tc>
-        <w:tc>
-          <w:tcPr>
-            <w:tcW w:w="1634" w:type="dxa"/>
-            <w:shd w:val="clear" w:color="auto" w:fill="C1F0C7" w:themeFill="accent3" w:themeFillTint="33"/>
-            <w:vAlign w:val="center"/>
-          </w:tcPr>
-          <w:p>
-            <w:pPr>
-              <w:pStyle w:val="Prrafodelista"/>
-              <w:ind w:left="0"/>
-              <w:jc w:val="center"/>
-              <w:rPr>
-                <w:rFonts w:ascii="Arial Nova Cond" w:hAnsi="Arial Nova Cond" w:cs="Times New Roman"/>
-                <w:b/>
-                <w:bCs/>
-                <w:color w:val="000000" w:themeColor="text1"/>
-                <w:sz w:val="20"/>
-                <w:szCs w:val="20"/>
-              </w:rPr>
-            </w:pPr>
-            <w:r>
-              <w:rPr>
-                <w:rFonts w:ascii="Arial Nova Cond" w:hAnsi="Arial Nova Cond" w:cs="Times New Roman"/>
-                <w:b/>
-                <w:bCs/>
-                <w:color w:val="000000" w:themeColor="text1"/>
-                <w:sz w:val="20"/>
-                <w:szCs w:val="20"/>
-              </w:rPr>
               <w:t>COMPETENCIAS</w:t>
             </w:r>
           </w:p>
         </w:tc>
         <w:tc>
           <w:tcPr>
-            <w:tcW w:w="1337" w:type="dxa"/>
+            <w:tcW w:w="1399" w:type="dxa"/>
             <w:shd w:val="clear" w:color="auto" w:fill="C1F0C7" w:themeFill="accent3" w:themeFillTint="33"/>
             <w:vAlign w:val="center"/>
           </w:tcPr>
@@ -13326,7 +13300,7 @@
         </w:trPr>
         <w:tc>
           <w:tcPr>
-            <w:tcW w:w="875" w:type="dxa"/>
+            <w:tcW w:w="818" w:type="dxa"/>
             <w:vMerge w:val="restart"/>
             <w:vAlign w:val="center"/>
           </w:tcPr>
@@ -13365,7 +13339,7 @@
         </w:tc>
         <w:tc>
           <w:tcPr>
-            <w:tcW w:w="1095" w:type="dxa"/>
+            <w:tcW w:w="1018" w:type="dxa"/>
             <w:vAlign w:val="center"/>
           </w:tcPr>
           <w:p>
@@ -13403,7 +13377,7 @@
         </w:tc>
         <w:tc>
           <w:tcPr>
-            <w:tcW w:w="1726" w:type="dxa"/>
+            <w:tcW w:w="5379" w:type="dxa"/>
             <w:vAlign w:val="center"/>
           </w:tcPr>
           <w:p>
@@ -13431,47 +13405,13 @@
                 <w:szCs w:val="20"/>
                 <w:lang w:val="es-ES_tradnl"/>
               </w:rPr>
-              <w:t>{{problemapotencialidad0}}</w:t>
-            </w:r>
-          </w:p>
-        </w:tc>
-        <w:tc>
-          <w:tcPr>
-            <w:tcW w:w="6169" w:type="dxa"/>
-            <w:vAlign w:val="center"/>
-          </w:tcPr>
-          <w:p>
-            <w:pPr>
-              <w:pStyle w:val="Prrafodelista"/>
-              <w:tabs>
-                <w:tab w:val="left" w:pos="0"/>
-                <w:tab w:val="left" w:pos="142"/>
-                <w:tab w:val="left" w:pos="284"/>
-              </w:tabs>
-              <w:spacing w:line="276" w:lineRule="auto"/>
-              <w:ind w:left="0"/>
-              <w:jc w:val="both"/>
-              <w:rPr>
-                <w:rFonts w:ascii="Arial Nova Cond" w:eastAsia="Calibri" w:hAnsi="Arial Nova Cond" w:cs="Times New Roman"/>
-                <w:sz w:val="20"/>
-                <w:szCs w:val="20"/>
-                <w:lang w:val="es-ES_tradnl"/>
-              </w:rPr>
-            </w:pPr>
-            <w:r>
-              <w:rPr>
-                <w:rFonts w:ascii="Arial Nova Cond" w:eastAsia="Calibri" w:hAnsi="Arial Nova Cond" w:cs="Times New Roman"/>
-                <w:sz w:val="20"/>
-                <w:szCs w:val="20"/>
-                <w:lang w:val="es-ES_tradnl"/>
-              </w:rPr>
-              <w:t>{{situacionsignificativa0}}</w:t>
-            </w:r>
-          </w:p>
-        </w:tc>
-        <w:tc>
-          <w:tcPr>
-            <w:tcW w:w="2015" w:type="dxa"/>
+              <w:t xml:space="preserve">{{situacionsignificativa0}} </w:t>
+            </w:r>
+          </w:p>
+        </w:tc>
+        <w:tc>
+          <w:tcPr>
+            <w:tcW w:w="1984" w:type="dxa"/>
             <w:vAlign w:val="center"/>
           </w:tcPr>
           <w:p>
@@ -13502,7 +13442,7 @@
         </w:tc>
         <w:tc>
           <w:tcPr>
-            <w:tcW w:w="1634" w:type="dxa"/>
+            <w:tcW w:w="2693" w:type="dxa"/>
             <w:vAlign w:val="center"/>
           </w:tcPr>
           <w:p>
@@ -13527,13 +13467,13 @@
                 <w:sz w:val="20"/>
                 <w:szCs w:val="20"/>
               </w:rPr>
-              <w:t>{{competencias0}}</w:t>
-            </w:r>
-          </w:p>
-        </w:tc>
-        <w:tc>
-          <w:tcPr>
-            <w:tcW w:w="1337" w:type="dxa"/>
+              <w:t>{{campotematico0}}</w:t>
+            </w:r>
+          </w:p>
+        </w:tc>
+        <w:tc>
+          <w:tcPr>
+            <w:tcW w:w="1560" w:type="dxa"/>
             <w:vAlign w:val="center"/>
           </w:tcPr>
           <w:p>
@@ -13541,7 +13481,38 @@
               <w:autoSpaceDE w:val="0"/>
               <w:autoSpaceDN w:val="0"/>
               <w:adjustRightInd w:val="0"/>
-              <w:jc w:val="center"/>
+              <w:jc w:val="both"/>
+              <w:rPr>
+                <w:rFonts w:ascii="Arial Nova Cond" w:hAnsi="Arial Nova Cond" w:cs="Arial"/>
+                <w:color w:val="000000"/>
+                <w:kern w:val="0"/>
+                <w:sz w:val="20"/>
+                <w:szCs w:val="20"/>
+              </w:rPr>
+            </w:pPr>
+            <w:r>
+              <w:rPr>
+                <w:rFonts w:ascii="Arial Nova Cond" w:hAnsi="Arial Nova Cond" w:cs="Arial"/>
+                <w:color w:val="000000"/>
+                <w:kern w:val="0"/>
+                <w:sz w:val="20"/>
+                <w:szCs w:val="20"/>
+              </w:rPr>
+              <w:t>{{competencias0}}</w:t>
+            </w:r>
+          </w:p>
+        </w:tc>
+        <w:tc>
+          <w:tcPr>
+            <w:tcW w:w="1399" w:type="dxa"/>
+            <w:vAlign w:val="center"/>
+          </w:tcPr>
+          <w:p>
+            <w:pPr>
+              <w:autoSpaceDE w:val="0"/>
+              <w:autoSpaceDN w:val="0"/>
+              <w:adjustRightInd w:val="0"/>
+              <w:jc w:val="both"/>
               <w:rPr>
                 <w:rFonts w:ascii="Arial Nova Cond" w:hAnsi="Arial Nova Cond" w:cs="Arial"/>
                 <w:color w:val="000000"/>
@@ -13570,7 +13541,7 @@
         </w:trPr>
         <w:tc>
           <w:tcPr>
-            <w:tcW w:w="875" w:type="dxa"/>
+            <w:tcW w:w="818" w:type="dxa"/>
             <w:vMerge/>
             <w:vAlign w:val="center"/>
           </w:tcPr>
@@ -13598,7 +13569,7 @@
         </w:tc>
         <w:tc>
           <w:tcPr>
-            <w:tcW w:w="1095" w:type="dxa"/>
+            <w:tcW w:w="1018" w:type="dxa"/>
             <w:vAlign w:val="center"/>
           </w:tcPr>
           <w:p>
@@ -13636,33 +13607,7 @@
         </w:tc>
         <w:tc>
           <w:tcPr>
-            <w:tcW w:w="1726" w:type="dxa"/>
-            <w:vAlign w:val="center"/>
-          </w:tcPr>
-          <w:p>
-            <w:pPr>
-              <w:pStyle w:val="NormalWeb"/>
-              <w:jc w:val="both"/>
-              <w:rPr>
-                <w:rFonts w:ascii="Arial Nova Cond" w:hAnsi="Arial Nova Cond"/>
-                <w:sz w:val="20"/>
-                <w:szCs w:val="20"/>
-              </w:rPr>
-            </w:pPr>
-            <w:r>
-              <w:rPr>
-                <w:rFonts w:ascii="Arial Nova Cond" w:eastAsia="Calibri" w:hAnsi="Arial Nova Cond"/>
-                <w:sz w:val="20"/>
-                <w:szCs w:val="20"/>
-                <w:lang w:val="es-ES_tradnl"/>
-              </w:rPr>
-              <w:t>{{problemapotencialidad1}}</w:t>
-            </w:r>
-          </w:p>
-        </w:tc>
-        <w:tc>
-          <w:tcPr>
-            <w:tcW w:w="6169" w:type="dxa"/>
+            <w:tcW w:w="5379" w:type="dxa"/>
             <w:vAlign w:val="center"/>
           </w:tcPr>
           <w:p>
@@ -13696,7 +13641,7 @@
         </w:tc>
         <w:tc>
           <w:tcPr>
-            <w:tcW w:w="2015" w:type="dxa"/>
+            <w:tcW w:w="1984" w:type="dxa"/>
             <w:vAlign w:val="center"/>
           </w:tcPr>
           <w:p>
@@ -13727,7 +13672,7 @@
         </w:tc>
         <w:tc>
           <w:tcPr>
-            <w:tcW w:w="1634" w:type="dxa"/>
+            <w:tcW w:w="2693" w:type="dxa"/>
             <w:vAlign w:val="center"/>
           </w:tcPr>
           <w:p>
@@ -13752,13 +13697,13 @@
                 <w:sz w:val="20"/>
                 <w:szCs w:val="20"/>
               </w:rPr>
-              <w:t>{{competencias1}}</w:t>
-            </w:r>
-          </w:p>
-        </w:tc>
-        <w:tc>
-          <w:tcPr>
-            <w:tcW w:w="1337" w:type="dxa"/>
+              <w:t>{{campotematico1}}</w:t>
+            </w:r>
+          </w:p>
+        </w:tc>
+        <w:tc>
+          <w:tcPr>
+            <w:tcW w:w="1560" w:type="dxa"/>
             <w:vAlign w:val="center"/>
           </w:tcPr>
           <w:p>
@@ -13766,7 +13711,38 @@
               <w:autoSpaceDE w:val="0"/>
               <w:autoSpaceDN w:val="0"/>
               <w:adjustRightInd w:val="0"/>
-              <w:jc w:val="center"/>
+              <w:jc w:val="both"/>
+              <w:rPr>
+                <w:rFonts w:ascii="Arial Nova Cond" w:hAnsi="Arial Nova Cond" w:cs="Arial"/>
+                <w:color w:val="000000"/>
+                <w:kern w:val="0"/>
+                <w:sz w:val="20"/>
+                <w:szCs w:val="20"/>
+              </w:rPr>
+            </w:pPr>
+            <w:r>
+              <w:rPr>
+                <w:rFonts w:ascii="Arial Nova Cond" w:hAnsi="Arial Nova Cond" w:cs="Arial"/>
+                <w:color w:val="000000"/>
+                <w:kern w:val="0"/>
+                <w:sz w:val="20"/>
+                <w:szCs w:val="20"/>
+              </w:rPr>
+              <w:t>{{competencias1}}</w:t>
+            </w:r>
+          </w:p>
+        </w:tc>
+        <w:tc>
+          <w:tcPr>
+            <w:tcW w:w="1399" w:type="dxa"/>
+            <w:vAlign w:val="center"/>
+          </w:tcPr>
+          <w:p>
+            <w:pPr>
+              <w:autoSpaceDE w:val="0"/>
+              <w:autoSpaceDN w:val="0"/>
+              <w:adjustRightInd w:val="0"/>
+              <w:jc w:val="both"/>
               <w:rPr>
                 <w:rFonts w:ascii="Arial Nova Cond" w:hAnsi="Arial Nova Cond" w:cs="Arial"/>
                 <w:color w:val="000000"/>
@@ -13795,7 +13771,7 @@
         </w:trPr>
         <w:tc>
           <w:tcPr>
-            <w:tcW w:w="875" w:type="dxa"/>
+            <w:tcW w:w="818" w:type="dxa"/>
             <w:vMerge/>
             <w:vAlign w:val="center"/>
           </w:tcPr>
@@ -13823,7 +13799,7 @@
         </w:tc>
         <w:tc>
           <w:tcPr>
-            <w:tcW w:w="1095" w:type="dxa"/>
+            <w:tcW w:w="1018" w:type="dxa"/>
             <w:vAlign w:val="center"/>
           </w:tcPr>
           <w:p>
@@ -13861,33 +13837,7 @@
         </w:tc>
         <w:tc>
           <w:tcPr>
-            <w:tcW w:w="1726" w:type="dxa"/>
-            <w:vAlign w:val="center"/>
-          </w:tcPr>
-          <w:p>
-            <w:pPr>
-              <w:pStyle w:val="NormalWeb"/>
-              <w:jc w:val="both"/>
-              <w:rPr>
-                <w:rFonts w:ascii="Arial Nova Cond" w:eastAsia="Calibri" w:hAnsi="Arial Nova Cond"/>
-                <w:sz w:val="20"/>
-                <w:szCs w:val="20"/>
-              </w:rPr>
-            </w:pPr>
-            <w:r>
-              <w:rPr>
-                <w:rFonts w:ascii="Arial Nova Cond" w:eastAsia="Calibri" w:hAnsi="Arial Nova Cond"/>
-                <w:sz w:val="20"/>
-                <w:szCs w:val="20"/>
-                <w:lang w:val="es-ES_tradnl"/>
-              </w:rPr>
-              <w:t>{{problemapotencialidad2}}</w:t>
-            </w:r>
-          </w:p>
-        </w:tc>
-        <w:tc>
-          <w:tcPr>
-            <w:tcW w:w="6169" w:type="dxa"/>
+            <w:tcW w:w="5379" w:type="dxa"/>
             <w:vAlign w:val="center"/>
           </w:tcPr>
           <w:p>
@@ -13921,7 +13871,7 @@
         </w:tc>
         <w:tc>
           <w:tcPr>
-            <w:tcW w:w="2015" w:type="dxa"/>
+            <w:tcW w:w="1984" w:type="dxa"/>
             <w:vAlign w:val="center"/>
           </w:tcPr>
           <w:p>
@@ -13952,7 +13902,7 @@
         </w:tc>
         <w:tc>
           <w:tcPr>
-            <w:tcW w:w="1634" w:type="dxa"/>
+            <w:tcW w:w="2693" w:type="dxa"/>
             <w:vAlign w:val="center"/>
           </w:tcPr>
           <w:p>
@@ -13977,13 +13927,13 @@
                 <w:sz w:val="20"/>
                 <w:szCs w:val="20"/>
               </w:rPr>
-              <w:t>{{competencias2}}</w:t>
-            </w:r>
-          </w:p>
-        </w:tc>
-        <w:tc>
-          <w:tcPr>
-            <w:tcW w:w="1337" w:type="dxa"/>
+              <w:t>{{campotematico2}}</w:t>
+            </w:r>
+          </w:p>
+        </w:tc>
+        <w:tc>
+          <w:tcPr>
+            <w:tcW w:w="1560" w:type="dxa"/>
             <w:vAlign w:val="center"/>
           </w:tcPr>
           <w:p>
@@ -13991,7 +13941,38 @@
               <w:autoSpaceDE w:val="0"/>
               <w:autoSpaceDN w:val="0"/>
               <w:adjustRightInd w:val="0"/>
-              <w:jc w:val="center"/>
+              <w:jc w:val="both"/>
+              <w:rPr>
+                <w:rFonts w:ascii="Arial Nova Cond" w:hAnsi="Arial Nova Cond" w:cs="Arial"/>
+                <w:color w:val="000000"/>
+                <w:kern w:val="0"/>
+                <w:sz w:val="20"/>
+                <w:szCs w:val="20"/>
+              </w:rPr>
+            </w:pPr>
+            <w:r>
+              <w:rPr>
+                <w:rFonts w:ascii="Arial Nova Cond" w:hAnsi="Arial Nova Cond" w:cs="Arial"/>
+                <w:color w:val="000000"/>
+                <w:kern w:val="0"/>
+                <w:sz w:val="20"/>
+                <w:szCs w:val="20"/>
+              </w:rPr>
+              <w:t>{{competencias2}}</w:t>
+            </w:r>
+          </w:p>
+        </w:tc>
+        <w:tc>
+          <w:tcPr>
+            <w:tcW w:w="1399" w:type="dxa"/>
+            <w:vAlign w:val="center"/>
+          </w:tcPr>
+          <w:p>
+            <w:pPr>
+              <w:autoSpaceDE w:val="0"/>
+              <w:autoSpaceDN w:val="0"/>
+              <w:adjustRightInd w:val="0"/>
+              <w:jc w:val="both"/>
               <w:rPr>
                 <w:rFonts w:ascii="Arial Nova Cond" w:hAnsi="Arial Nova Cond" w:cs="Arial"/>
                 <w:color w:val="000000"/>
@@ -14020,7 +14001,7 @@
         </w:trPr>
         <w:tc>
           <w:tcPr>
-            <w:tcW w:w="875" w:type="dxa"/>
+            <w:tcW w:w="818" w:type="dxa"/>
             <w:vMerge w:val="restart"/>
             <w:vAlign w:val="center"/>
           </w:tcPr>
@@ -14059,7 +14040,7 @@
         </w:tc>
         <w:tc>
           <w:tcPr>
-            <w:tcW w:w="1095" w:type="dxa"/>
+            <w:tcW w:w="1018" w:type="dxa"/>
             <w:vAlign w:val="center"/>
           </w:tcPr>
           <w:p>
@@ -14097,33 +14078,7 @@
         </w:tc>
         <w:tc>
           <w:tcPr>
-            <w:tcW w:w="1726" w:type="dxa"/>
-            <w:vAlign w:val="center"/>
-          </w:tcPr>
-          <w:p>
-            <w:pPr>
-              <w:pStyle w:val="Sinespaciado"/>
-              <w:jc w:val="both"/>
-              <w:rPr>
-                <w:rFonts w:ascii="Arial Nova Cond" w:eastAsia="Times New Roman" w:hAnsi="Arial Nova Cond" w:cs="Times New Roman"/>
-                <w:sz w:val="20"/>
-                <w:szCs w:val="20"/>
-              </w:rPr>
-            </w:pPr>
-            <w:r>
-              <w:rPr>
-                <w:rFonts w:ascii="Arial Nova Cond" w:eastAsia="Calibri" w:hAnsi="Arial Nova Cond" w:cs="Times New Roman"/>
-                <w:sz w:val="20"/>
-                <w:szCs w:val="20"/>
-                <w:lang w:val="es-ES_tradnl"/>
-              </w:rPr>
-              <w:t>{{problemapotencialidad3}}</w:t>
-            </w:r>
-          </w:p>
-        </w:tc>
-        <w:tc>
-          <w:tcPr>
-            <w:tcW w:w="6169" w:type="dxa"/>
+            <w:tcW w:w="5379" w:type="dxa"/>
             <w:vAlign w:val="center"/>
           </w:tcPr>
           <w:p>
@@ -14158,7 +14113,7 @@
         </w:tc>
         <w:tc>
           <w:tcPr>
-            <w:tcW w:w="2015" w:type="dxa"/>
+            <w:tcW w:w="1984" w:type="dxa"/>
             <w:vAlign w:val="center"/>
           </w:tcPr>
           <w:p>
@@ -14189,7 +14144,7 @@
         </w:tc>
         <w:tc>
           <w:tcPr>
-            <w:tcW w:w="1634" w:type="dxa"/>
+            <w:tcW w:w="2693" w:type="dxa"/>
             <w:vAlign w:val="center"/>
           </w:tcPr>
           <w:p>
@@ -14214,13 +14169,13 @@
                 <w:sz w:val="20"/>
                 <w:szCs w:val="20"/>
               </w:rPr>
-              <w:t>{{competencias3}}</w:t>
-            </w:r>
-          </w:p>
-        </w:tc>
-        <w:tc>
-          <w:tcPr>
-            <w:tcW w:w="1337" w:type="dxa"/>
+              <w:t>{{campotematico3}}</w:t>
+            </w:r>
+          </w:p>
+        </w:tc>
+        <w:tc>
+          <w:tcPr>
+            <w:tcW w:w="1560" w:type="dxa"/>
             <w:vAlign w:val="center"/>
           </w:tcPr>
           <w:p>
@@ -14228,7 +14183,38 @@
               <w:autoSpaceDE w:val="0"/>
               <w:autoSpaceDN w:val="0"/>
               <w:adjustRightInd w:val="0"/>
-              <w:jc w:val="center"/>
+              <w:jc w:val="both"/>
+              <w:rPr>
+                <w:rFonts w:ascii="Arial Nova Cond" w:hAnsi="Arial Nova Cond" w:cs="Arial"/>
+                <w:color w:val="000000"/>
+                <w:kern w:val="0"/>
+                <w:sz w:val="20"/>
+                <w:szCs w:val="20"/>
+              </w:rPr>
+            </w:pPr>
+            <w:r>
+              <w:rPr>
+                <w:rFonts w:ascii="Arial Nova Cond" w:hAnsi="Arial Nova Cond" w:cs="Arial"/>
+                <w:color w:val="000000"/>
+                <w:kern w:val="0"/>
+                <w:sz w:val="20"/>
+                <w:szCs w:val="20"/>
+              </w:rPr>
+              <w:t>{{competencias3}}</w:t>
+            </w:r>
+          </w:p>
+        </w:tc>
+        <w:tc>
+          <w:tcPr>
+            <w:tcW w:w="1399" w:type="dxa"/>
+            <w:vAlign w:val="center"/>
+          </w:tcPr>
+          <w:p>
+            <w:pPr>
+              <w:autoSpaceDE w:val="0"/>
+              <w:autoSpaceDN w:val="0"/>
+              <w:adjustRightInd w:val="0"/>
+              <w:jc w:val="both"/>
               <w:rPr>
                 <w:rFonts w:ascii="Arial Nova Cond" w:hAnsi="Arial Nova Cond" w:cs="Arial"/>
                 <w:color w:val="000000"/>
@@ -14257,7 +14243,7 @@
         </w:trPr>
         <w:tc>
           <w:tcPr>
-            <w:tcW w:w="875" w:type="dxa"/>
+            <w:tcW w:w="818" w:type="dxa"/>
             <w:vMerge/>
             <w:vAlign w:val="center"/>
           </w:tcPr>
@@ -14285,7 +14271,7 @@
         </w:tc>
         <w:tc>
           <w:tcPr>
-            <w:tcW w:w="1095" w:type="dxa"/>
+            <w:tcW w:w="1018" w:type="dxa"/>
             <w:vAlign w:val="center"/>
           </w:tcPr>
           <w:p>
@@ -14323,33 +14309,7 @@
         </w:tc>
         <w:tc>
           <w:tcPr>
-            <w:tcW w:w="1726" w:type="dxa"/>
-            <w:vAlign w:val="center"/>
-          </w:tcPr>
-          <w:p>
-            <w:pPr>
-              <w:pStyle w:val="Sinespaciado"/>
-              <w:jc w:val="both"/>
-              <w:rPr>
-                <w:rFonts w:ascii="Arial Nova Cond" w:hAnsi="Arial Nova Cond"/>
-                <w:sz w:val="20"/>
-                <w:szCs w:val="20"/>
-              </w:rPr>
-            </w:pPr>
-            <w:r>
-              <w:rPr>
-                <w:rFonts w:ascii="Arial Nova Cond" w:eastAsia="Calibri" w:hAnsi="Arial Nova Cond" w:cs="Times New Roman"/>
-                <w:sz w:val="20"/>
-                <w:szCs w:val="20"/>
-                <w:lang w:val="es-ES_tradnl"/>
-              </w:rPr>
-              <w:t>{{problemapotencialidad4}}</w:t>
-            </w:r>
-          </w:p>
-        </w:tc>
-        <w:tc>
-          <w:tcPr>
-            <w:tcW w:w="6169" w:type="dxa"/>
+            <w:tcW w:w="5379" w:type="dxa"/>
             <w:vAlign w:val="center"/>
           </w:tcPr>
           <w:p>
@@ -14384,7 +14344,7 @@
         </w:tc>
         <w:tc>
           <w:tcPr>
-            <w:tcW w:w="2015" w:type="dxa"/>
+            <w:tcW w:w="1984" w:type="dxa"/>
             <w:vAlign w:val="center"/>
           </w:tcPr>
           <w:p>
@@ -14415,7 +14375,7 @@
         </w:tc>
         <w:tc>
           <w:tcPr>
-            <w:tcW w:w="1634" w:type="dxa"/>
+            <w:tcW w:w="2693" w:type="dxa"/>
             <w:vAlign w:val="center"/>
           </w:tcPr>
           <w:p>
@@ -14440,13 +14400,13 @@
                 <w:sz w:val="20"/>
                 <w:szCs w:val="20"/>
               </w:rPr>
-              <w:t>{{competencias4}}</w:t>
-            </w:r>
-          </w:p>
-        </w:tc>
-        <w:tc>
-          <w:tcPr>
-            <w:tcW w:w="1337" w:type="dxa"/>
+              <w:t>{{campotematico4}}</w:t>
+            </w:r>
+          </w:p>
+        </w:tc>
+        <w:tc>
+          <w:tcPr>
+            <w:tcW w:w="1560" w:type="dxa"/>
             <w:vAlign w:val="center"/>
           </w:tcPr>
           <w:p>
@@ -14454,7 +14414,38 @@
               <w:autoSpaceDE w:val="0"/>
               <w:autoSpaceDN w:val="0"/>
               <w:adjustRightInd w:val="0"/>
-              <w:jc w:val="center"/>
+              <w:jc w:val="both"/>
+              <w:rPr>
+                <w:rFonts w:ascii="Arial Nova Cond" w:hAnsi="Arial Nova Cond" w:cs="Arial"/>
+                <w:color w:val="000000"/>
+                <w:kern w:val="0"/>
+                <w:sz w:val="20"/>
+                <w:szCs w:val="20"/>
+              </w:rPr>
+            </w:pPr>
+            <w:r>
+              <w:rPr>
+                <w:rFonts w:ascii="Arial Nova Cond" w:hAnsi="Arial Nova Cond" w:cs="Arial"/>
+                <w:color w:val="000000"/>
+                <w:kern w:val="0"/>
+                <w:sz w:val="20"/>
+                <w:szCs w:val="20"/>
+              </w:rPr>
+              <w:t>{{competencias4}}</w:t>
+            </w:r>
+          </w:p>
+        </w:tc>
+        <w:tc>
+          <w:tcPr>
+            <w:tcW w:w="1399" w:type="dxa"/>
+            <w:vAlign w:val="center"/>
+          </w:tcPr>
+          <w:p>
+            <w:pPr>
+              <w:autoSpaceDE w:val="0"/>
+              <w:autoSpaceDN w:val="0"/>
+              <w:adjustRightInd w:val="0"/>
+              <w:jc w:val="both"/>
               <w:rPr>
                 <w:rFonts w:ascii="Arial Nova Cond" w:hAnsi="Arial Nova Cond" w:cs="Arial"/>
                 <w:color w:val="000000"/>
@@ -14483,7 +14474,7 @@
         </w:trPr>
         <w:tc>
           <w:tcPr>
-            <w:tcW w:w="875" w:type="dxa"/>
+            <w:tcW w:w="818" w:type="dxa"/>
             <w:vMerge w:val="restart"/>
             <w:vAlign w:val="center"/>
           </w:tcPr>
@@ -14522,7 +14513,7 @@
         </w:tc>
         <w:tc>
           <w:tcPr>
-            <w:tcW w:w="1095" w:type="dxa"/>
+            <w:tcW w:w="1018" w:type="dxa"/>
             <w:vAlign w:val="center"/>
           </w:tcPr>
           <w:p>
@@ -14560,34 +14551,7 @@
         </w:tc>
         <w:tc>
           <w:tcPr>
-            <w:tcW w:w="1726" w:type="dxa"/>
-            <w:vAlign w:val="center"/>
-          </w:tcPr>
-          <w:p>
-            <w:pPr>
-              <w:pStyle w:val="Sinespaciado"/>
-              <w:jc w:val="both"/>
-              <w:rPr>
-                <w:rFonts w:ascii="Arial Nova Cond" w:hAnsi="Arial Nova Cond"/>
-                <w:color w:val="000000" w:themeColor="text1"/>
-                <w:sz w:val="20"/>
-                <w:szCs w:val="20"/>
-              </w:rPr>
-            </w:pPr>
-            <w:r>
-              <w:rPr>
-                <w:rFonts w:ascii="Arial Nova Cond" w:eastAsia="Calibri" w:hAnsi="Arial Nova Cond" w:cs="Times New Roman"/>
-                <w:sz w:val="20"/>
-                <w:szCs w:val="20"/>
-                <w:lang w:val="es-ES_tradnl"/>
-              </w:rPr>
-              <w:t>{{problemapotencialidad5}}</w:t>
-            </w:r>
-          </w:p>
-        </w:tc>
-        <w:tc>
-          <w:tcPr>
-            <w:tcW w:w="6169" w:type="dxa"/>
+            <w:tcW w:w="5379" w:type="dxa"/>
             <w:vAlign w:val="center"/>
           </w:tcPr>
           <w:p>
@@ -14616,13 +14580,13 @@
                 <w:szCs w:val="20"/>
                 <w:lang w:val="es-ES_tradnl"/>
               </w:rPr>
-              <w:t>{{situacionsignificativa5}}</w:t>
-            </w:r>
-          </w:p>
-        </w:tc>
-        <w:tc>
-          <w:tcPr>
-            <w:tcW w:w="2015" w:type="dxa"/>
+              <w:t xml:space="preserve">{{situacionsignificativa5}} </w:t>
+            </w:r>
+          </w:p>
+        </w:tc>
+        <w:tc>
+          <w:tcPr>
+            <w:tcW w:w="1984" w:type="dxa"/>
             <w:vAlign w:val="center"/>
           </w:tcPr>
           <w:p>
@@ -14653,7 +14617,7 @@
         </w:tc>
         <w:tc>
           <w:tcPr>
-            <w:tcW w:w="1634" w:type="dxa"/>
+            <w:tcW w:w="2693" w:type="dxa"/>
             <w:vAlign w:val="center"/>
           </w:tcPr>
           <w:p>
@@ -14678,13 +14642,13 @@
                 <w:sz w:val="20"/>
                 <w:szCs w:val="20"/>
               </w:rPr>
-              <w:t>{{competencias5}}</w:t>
-            </w:r>
-          </w:p>
-        </w:tc>
-        <w:tc>
-          <w:tcPr>
-            <w:tcW w:w="1337" w:type="dxa"/>
+              <w:t>{{campotematico5}}</w:t>
+            </w:r>
+          </w:p>
+        </w:tc>
+        <w:tc>
+          <w:tcPr>
+            <w:tcW w:w="1560" w:type="dxa"/>
             <w:vAlign w:val="center"/>
           </w:tcPr>
           <w:p>
@@ -14692,7 +14656,38 @@
               <w:autoSpaceDE w:val="0"/>
               <w:autoSpaceDN w:val="0"/>
               <w:adjustRightInd w:val="0"/>
-              <w:jc w:val="center"/>
+              <w:jc w:val="both"/>
+              <w:rPr>
+                <w:rFonts w:ascii="Arial Nova Cond" w:hAnsi="Arial Nova Cond" w:cs="Arial"/>
+                <w:color w:val="000000"/>
+                <w:kern w:val="0"/>
+                <w:sz w:val="20"/>
+                <w:szCs w:val="20"/>
+              </w:rPr>
+            </w:pPr>
+            <w:r>
+              <w:rPr>
+                <w:rFonts w:ascii="Arial Nova Cond" w:hAnsi="Arial Nova Cond" w:cs="Arial"/>
+                <w:color w:val="000000"/>
+                <w:kern w:val="0"/>
+                <w:sz w:val="20"/>
+                <w:szCs w:val="20"/>
+              </w:rPr>
+              <w:t>{{competencias5}}</w:t>
+            </w:r>
+          </w:p>
+        </w:tc>
+        <w:tc>
+          <w:tcPr>
+            <w:tcW w:w="1399" w:type="dxa"/>
+            <w:vAlign w:val="center"/>
+          </w:tcPr>
+          <w:p>
+            <w:pPr>
+              <w:autoSpaceDE w:val="0"/>
+              <w:autoSpaceDN w:val="0"/>
+              <w:adjustRightInd w:val="0"/>
+              <w:jc w:val="both"/>
               <w:rPr>
                 <w:rFonts w:ascii="Arial Nova Cond" w:hAnsi="Arial Nova Cond" w:cs="Arial"/>
                 <w:color w:val="000000"/>
@@ -14721,7 +14716,7 @@
         </w:trPr>
         <w:tc>
           <w:tcPr>
-            <w:tcW w:w="875" w:type="dxa"/>
+            <w:tcW w:w="818" w:type="dxa"/>
             <w:vMerge/>
             <w:vAlign w:val="center"/>
           </w:tcPr>
@@ -14749,7 +14744,7 @@
         </w:tc>
         <w:tc>
           <w:tcPr>
-            <w:tcW w:w="1095" w:type="dxa"/>
+            <w:tcW w:w="1018" w:type="dxa"/>
             <w:vAlign w:val="center"/>
           </w:tcPr>
           <w:p>
@@ -14787,33 +14782,7 @@
         </w:tc>
         <w:tc>
           <w:tcPr>
-            <w:tcW w:w="1726" w:type="dxa"/>
-            <w:vAlign w:val="center"/>
-          </w:tcPr>
-          <w:p>
-            <w:pPr>
-              <w:pStyle w:val="Sinespaciado"/>
-              <w:jc w:val="both"/>
-              <w:rPr>
-                <w:rFonts w:ascii="Arial Nova Cond" w:hAnsi="Arial Nova Cond"/>
-                <w:sz w:val="20"/>
-                <w:szCs w:val="20"/>
-              </w:rPr>
-            </w:pPr>
-            <w:r>
-              <w:rPr>
-                <w:rFonts w:ascii="Arial Nova Cond" w:eastAsia="Calibri" w:hAnsi="Arial Nova Cond" w:cs="Times New Roman"/>
-                <w:sz w:val="20"/>
-                <w:szCs w:val="20"/>
-                <w:lang w:val="es-ES_tradnl"/>
-              </w:rPr>
-              <w:t>{{problemapotencialidad6}}</w:t>
-            </w:r>
-          </w:p>
-        </w:tc>
-        <w:tc>
-          <w:tcPr>
-            <w:tcW w:w="6169" w:type="dxa"/>
+            <w:tcW w:w="5379" w:type="dxa"/>
             <w:vAlign w:val="center"/>
           </w:tcPr>
           <w:p>
@@ -14847,7 +14816,7 @@
         </w:tc>
         <w:tc>
           <w:tcPr>
-            <w:tcW w:w="2015" w:type="dxa"/>
+            <w:tcW w:w="1984" w:type="dxa"/>
             <w:vAlign w:val="center"/>
           </w:tcPr>
           <w:p>
@@ -14878,7 +14847,7 @@
         </w:tc>
         <w:tc>
           <w:tcPr>
-            <w:tcW w:w="1634" w:type="dxa"/>
+            <w:tcW w:w="2693" w:type="dxa"/>
             <w:vAlign w:val="center"/>
           </w:tcPr>
           <w:p>
@@ -14903,13 +14872,13 @@
                 <w:sz w:val="20"/>
                 <w:szCs w:val="20"/>
               </w:rPr>
-              <w:t>{{competencias6}}</w:t>
-            </w:r>
-          </w:p>
-        </w:tc>
-        <w:tc>
-          <w:tcPr>
-            <w:tcW w:w="1337" w:type="dxa"/>
+              <w:t>{{campotematico6}}</w:t>
+            </w:r>
+          </w:p>
+        </w:tc>
+        <w:tc>
+          <w:tcPr>
+            <w:tcW w:w="1560" w:type="dxa"/>
             <w:vAlign w:val="center"/>
           </w:tcPr>
           <w:p>
@@ -14917,7 +14886,38 @@
               <w:autoSpaceDE w:val="0"/>
               <w:autoSpaceDN w:val="0"/>
               <w:adjustRightInd w:val="0"/>
-              <w:jc w:val="center"/>
+              <w:jc w:val="both"/>
+              <w:rPr>
+                <w:rFonts w:ascii="Arial Nova Cond" w:hAnsi="Arial Nova Cond" w:cs="Arial"/>
+                <w:color w:val="000000"/>
+                <w:kern w:val="0"/>
+                <w:sz w:val="20"/>
+                <w:szCs w:val="20"/>
+              </w:rPr>
+            </w:pPr>
+            <w:r>
+              <w:rPr>
+                <w:rFonts w:ascii="Arial Nova Cond" w:hAnsi="Arial Nova Cond" w:cs="Arial"/>
+                <w:color w:val="000000"/>
+                <w:kern w:val="0"/>
+                <w:sz w:val="20"/>
+                <w:szCs w:val="20"/>
+              </w:rPr>
+              <w:t>{{competencias6}}</w:t>
+            </w:r>
+          </w:p>
+        </w:tc>
+        <w:tc>
+          <w:tcPr>
+            <w:tcW w:w="1399" w:type="dxa"/>
+            <w:vAlign w:val="center"/>
+          </w:tcPr>
+          <w:p>
+            <w:pPr>
+              <w:autoSpaceDE w:val="0"/>
+              <w:autoSpaceDN w:val="0"/>
+              <w:adjustRightInd w:val="0"/>
+              <w:jc w:val="both"/>
               <w:rPr>
                 <w:rFonts w:ascii="Arial Nova Cond" w:hAnsi="Arial Nova Cond" w:cs="Arial"/>
                 <w:color w:val="000000"/>
@@ -14946,7 +14946,7 @@
         </w:trPr>
         <w:tc>
           <w:tcPr>
-            <w:tcW w:w="875" w:type="dxa"/>
+            <w:tcW w:w="818" w:type="dxa"/>
             <w:vMerge w:val="restart"/>
             <w:vAlign w:val="center"/>
           </w:tcPr>
@@ -14985,7 +14985,7 @@
         </w:tc>
         <w:tc>
           <w:tcPr>
-            <w:tcW w:w="1095" w:type="dxa"/>
+            <w:tcW w:w="1018" w:type="dxa"/>
             <w:vAlign w:val="center"/>
           </w:tcPr>
           <w:p>
@@ -15023,7 +15023,7 @@
         </w:tc>
         <w:tc>
           <w:tcPr>
-            <w:tcW w:w="1726" w:type="dxa"/>
+            <w:tcW w:w="5379" w:type="dxa"/>
             <w:vAlign w:val="center"/>
           </w:tcPr>
           <w:p>
@@ -15036,62 +15036,28 @@
               </w:tabs>
               <w:spacing w:line="276" w:lineRule="auto"/>
               <w:ind w:left="0"/>
+              <w:jc w:val="both"/>
+              <w:rPr>
+                <w:rFonts w:ascii="Arial Nova Cond" w:hAnsi="Arial Nova Cond"/>
+                <w:color w:val="000000" w:themeColor="text1"/>
+                <w:sz w:val="20"/>
+                <w:szCs w:val="20"/>
+              </w:rPr>
+            </w:pPr>
+            <w:r>
               <w:rPr>
                 <w:rFonts w:ascii="Arial Nova Cond" w:eastAsia="Calibri" w:hAnsi="Arial Nova Cond" w:cs="Times New Roman"/>
-                <w:color w:val="000000" w:themeColor="text1"/>
                 <w:sz w:val="20"/>
                 <w:szCs w:val="20"/>
                 <w:lang w:val="es-ES_tradnl"/>
               </w:rPr>
-            </w:pPr>
-            <w:r>
-              <w:rPr>
-                <w:rFonts w:ascii="Arial Nova Cond" w:eastAsia="Calibri" w:hAnsi="Arial Nova Cond" w:cs="Times New Roman"/>
-                <w:sz w:val="20"/>
-                <w:szCs w:val="20"/>
-                <w:lang w:val="es-ES_tradnl"/>
-              </w:rPr>
-              <w:t>{{problemapotencialidad7}}</w:t>
-            </w:r>
-          </w:p>
-        </w:tc>
-        <w:tc>
-          <w:tcPr>
-            <w:tcW w:w="6169" w:type="dxa"/>
-            <w:vAlign w:val="center"/>
-          </w:tcPr>
-          <w:p>
-            <w:pPr>
-              <w:pStyle w:val="Prrafodelista"/>
-              <w:tabs>
-                <w:tab w:val="left" w:pos="0"/>
-                <w:tab w:val="left" w:pos="142"/>
-                <w:tab w:val="left" w:pos="284"/>
-              </w:tabs>
-              <w:spacing w:line="276" w:lineRule="auto"/>
-              <w:ind w:left="0"/>
-              <w:jc w:val="both"/>
-              <w:rPr>
-                <w:rFonts w:ascii="Arial Nova Cond" w:hAnsi="Arial Nova Cond"/>
-                <w:color w:val="000000" w:themeColor="text1"/>
-                <w:sz w:val="20"/>
-                <w:szCs w:val="20"/>
-              </w:rPr>
-            </w:pPr>
-            <w:r>
-              <w:rPr>
-                <w:rFonts w:ascii="Arial Nova Cond" w:eastAsia="Calibri" w:hAnsi="Arial Nova Cond" w:cs="Times New Roman"/>
-                <w:sz w:val="20"/>
-                <w:szCs w:val="20"/>
-                <w:lang w:val="es-ES_tradnl"/>
-              </w:rPr>
               <w:t>{{situacionsignificativa7}}</w:t>
             </w:r>
           </w:p>
         </w:tc>
         <w:tc>
           <w:tcPr>
-            <w:tcW w:w="2015" w:type="dxa"/>
+            <w:tcW w:w="1984" w:type="dxa"/>
             <w:vAlign w:val="center"/>
           </w:tcPr>
           <w:p>
@@ -15122,7 +15088,7 @@
         </w:tc>
         <w:tc>
           <w:tcPr>
-            <w:tcW w:w="1634" w:type="dxa"/>
+            <w:tcW w:w="2693" w:type="dxa"/>
             <w:vAlign w:val="center"/>
           </w:tcPr>
           <w:p>
@@ -15147,13 +15113,13 @@
                 <w:sz w:val="20"/>
                 <w:szCs w:val="20"/>
               </w:rPr>
-              <w:t>{{competencias7}}</w:t>
-            </w:r>
-          </w:p>
-        </w:tc>
-        <w:tc>
-          <w:tcPr>
-            <w:tcW w:w="1337" w:type="dxa"/>
+              <w:t>{{campotematico7}}</w:t>
+            </w:r>
+          </w:p>
+        </w:tc>
+        <w:tc>
+          <w:tcPr>
+            <w:tcW w:w="1560" w:type="dxa"/>
             <w:vAlign w:val="center"/>
           </w:tcPr>
           <w:p>
@@ -15161,7 +15127,38 @@
               <w:autoSpaceDE w:val="0"/>
               <w:autoSpaceDN w:val="0"/>
               <w:adjustRightInd w:val="0"/>
-              <w:jc w:val="center"/>
+              <w:jc w:val="both"/>
+              <w:rPr>
+                <w:rFonts w:ascii="Arial Nova Cond" w:hAnsi="Arial Nova Cond" w:cs="Arial"/>
+                <w:color w:val="000000"/>
+                <w:kern w:val="0"/>
+                <w:sz w:val="20"/>
+                <w:szCs w:val="20"/>
+              </w:rPr>
+            </w:pPr>
+            <w:r>
+              <w:rPr>
+                <w:rFonts w:ascii="Arial Nova Cond" w:hAnsi="Arial Nova Cond" w:cs="Arial"/>
+                <w:color w:val="000000"/>
+                <w:kern w:val="0"/>
+                <w:sz w:val="20"/>
+                <w:szCs w:val="20"/>
+              </w:rPr>
+              <w:t>{{competencias7}}</w:t>
+            </w:r>
+          </w:p>
+        </w:tc>
+        <w:tc>
+          <w:tcPr>
+            <w:tcW w:w="1399" w:type="dxa"/>
+            <w:vAlign w:val="center"/>
+          </w:tcPr>
+          <w:p>
+            <w:pPr>
+              <w:autoSpaceDE w:val="0"/>
+              <w:autoSpaceDN w:val="0"/>
+              <w:adjustRightInd w:val="0"/>
+              <w:jc w:val="both"/>
               <w:rPr>
                 <w:rFonts w:ascii="Arial Nova Cond" w:hAnsi="Arial Nova Cond" w:cs="Arial"/>
                 <w:color w:val="000000"/>
@@ -15190,7 +15187,7 @@
         </w:trPr>
         <w:tc>
           <w:tcPr>
-            <w:tcW w:w="875" w:type="dxa"/>
+            <w:tcW w:w="818" w:type="dxa"/>
             <w:vMerge/>
             <w:vAlign w:val="center"/>
           </w:tcPr>
@@ -15218,7 +15215,7 @@
         </w:tc>
         <w:tc>
           <w:tcPr>
-            <w:tcW w:w="1095" w:type="dxa"/>
+            <w:tcW w:w="1018" w:type="dxa"/>
             <w:vAlign w:val="center"/>
           </w:tcPr>
           <w:p>
@@ -15256,7 +15253,7 @@
         </w:tc>
         <w:tc>
           <w:tcPr>
-            <w:tcW w:w="1726" w:type="dxa"/>
+            <w:tcW w:w="5379" w:type="dxa"/>
             <w:vAlign w:val="center"/>
           </w:tcPr>
           <w:p>
@@ -15269,6 +15266,7 @@
               </w:tabs>
               <w:spacing w:line="276" w:lineRule="auto"/>
               <w:ind w:left="0"/>
+              <w:jc w:val="both"/>
               <w:rPr>
                 <w:rFonts w:ascii="Arial Nova Cond" w:eastAsia="Calibri" w:hAnsi="Arial Nova Cond" w:cs="Times New Roman"/>
                 <w:color w:val="000000" w:themeColor="text1"/>
@@ -15284,48 +15282,13 @@
                 <w:szCs w:val="20"/>
                 <w:lang w:val="es-ES_tradnl"/>
               </w:rPr>
-              <w:t>{{problemapotencialidad8}}</w:t>
-            </w:r>
-          </w:p>
-        </w:tc>
-        <w:tc>
-          <w:tcPr>
-            <w:tcW w:w="6169" w:type="dxa"/>
-            <w:vAlign w:val="center"/>
-          </w:tcPr>
-          <w:p>
-            <w:pPr>
-              <w:pStyle w:val="Prrafodelista"/>
-              <w:tabs>
-                <w:tab w:val="left" w:pos="0"/>
-                <w:tab w:val="left" w:pos="142"/>
-                <w:tab w:val="left" w:pos="284"/>
-              </w:tabs>
-              <w:spacing w:line="276" w:lineRule="auto"/>
-              <w:ind w:left="0"/>
-              <w:jc w:val="both"/>
-              <w:rPr>
-                <w:rFonts w:ascii="Arial Nova Cond" w:eastAsia="Calibri" w:hAnsi="Arial Nova Cond" w:cs="Times New Roman"/>
-                <w:color w:val="000000" w:themeColor="text1"/>
-                <w:sz w:val="20"/>
-                <w:szCs w:val="20"/>
-                <w:lang w:val="es-ES_tradnl"/>
-              </w:rPr>
-            </w:pPr>
-            <w:r>
-              <w:rPr>
-                <w:rFonts w:ascii="Arial Nova Cond" w:eastAsia="Calibri" w:hAnsi="Arial Nova Cond" w:cs="Times New Roman"/>
-                <w:sz w:val="20"/>
-                <w:szCs w:val="20"/>
-                <w:lang w:val="es-ES_tradnl"/>
-              </w:rPr>
               <w:t>{{situacionsignificativa8}}</w:t>
             </w:r>
           </w:p>
         </w:tc>
         <w:tc>
           <w:tcPr>
-            <w:tcW w:w="2015" w:type="dxa"/>
+            <w:tcW w:w="1984" w:type="dxa"/>
             <w:vAlign w:val="center"/>
           </w:tcPr>
           <w:p>
@@ -15355,7 +15318,7 @@
         </w:tc>
         <w:tc>
           <w:tcPr>
-            <w:tcW w:w="1634" w:type="dxa"/>
+            <w:tcW w:w="2693" w:type="dxa"/>
             <w:vAlign w:val="center"/>
           </w:tcPr>
           <w:p>
@@ -15380,13 +15343,13 @@
                 <w:sz w:val="20"/>
                 <w:szCs w:val="20"/>
               </w:rPr>
-              <w:t>{{competencias8}}</w:t>
-            </w:r>
-          </w:p>
-        </w:tc>
-        <w:tc>
-          <w:tcPr>
-            <w:tcW w:w="1337" w:type="dxa"/>
+              <w:t>{{campotematico8}}</w:t>
+            </w:r>
+          </w:p>
+        </w:tc>
+        <w:tc>
+          <w:tcPr>
+            <w:tcW w:w="1560" w:type="dxa"/>
             <w:vAlign w:val="center"/>
           </w:tcPr>
           <w:p>
@@ -15394,7 +15357,7 @@
               <w:autoSpaceDE w:val="0"/>
               <w:autoSpaceDN w:val="0"/>
               <w:adjustRightInd w:val="0"/>
-              <w:jc w:val="center"/>
+              <w:jc w:val="both"/>
               <w:rPr>
                 <w:rFonts w:ascii="Arial Nova Cond" w:hAnsi="Arial Nova Cond" w:cs="Arial"/>
                 <w:color w:val="000000"/>
@@ -15411,6 +15374,37 @@
                 <w:sz w:val="20"/>
                 <w:szCs w:val="20"/>
               </w:rPr>
+              <w:t>{{competencias8}}</w:t>
+            </w:r>
+          </w:p>
+        </w:tc>
+        <w:tc>
+          <w:tcPr>
+            <w:tcW w:w="1399" w:type="dxa"/>
+            <w:vAlign w:val="center"/>
+          </w:tcPr>
+          <w:p>
+            <w:pPr>
+              <w:autoSpaceDE w:val="0"/>
+              <w:autoSpaceDN w:val="0"/>
+              <w:adjustRightInd w:val="0"/>
+              <w:jc w:val="both"/>
+              <w:rPr>
+                <w:rFonts w:ascii="Arial Nova Cond" w:hAnsi="Arial Nova Cond" w:cs="Arial"/>
+                <w:color w:val="000000"/>
+                <w:kern w:val="0"/>
+                <w:sz w:val="20"/>
+                <w:szCs w:val="20"/>
+              </w:rPr>
+            </w:pPr>
+            <w:r>
+              <w:rPr>
+                <w:rFonts w:ascii="Arial Nova Cond" w:hAnsi="Arial Nova Cond" w:cs="Arial"/>
+                <w:color w:val="000000"/>
+                <w:kern w:val="0"/>
+                <w:sz w:val="20"/>
+                <w:szCs w:val="20"/>
+              </w:rPr>
               <w:t>{{producto8}}</w:t>
             </w:r>
           </w:p>
@@ -15418,17 +15412,6 @@
       </w:tr>
       <w:bookmarkEnd w:id="1"/>
     </w:tbl>
-    <w:p>
-      <w:pPr>
-        <w:ind w:right="-455"/>
-        <w:rPr>
-          <w:rFonts w:ascii="Arial Nova Cond" w:hAnsi="Arial Nova Cond" w:cs="Times New Roman"/>
-          <w:b/>
-          <w:bCs/>
-          <w:color w:val="000000" w:themeColor="text1"/>
-        </w:rPr>
-      </w:pPr>
-    </w:p>
     <w:p>
       <w:pPr>
         <w:ind w:right="-455"/>
@@ -15464,6 +15447,7 @@
           <w:bCs/>
           <w:color w:val="000000" w:themeColor="text1"/>
         </w:rPr>
+        <w:lastRenderedPageBreak/>
         <w:t xml:space="preserve">ORGANIZACIÓN DE LOS PROPÓSITOS DE APRENDIZAJE: </w:t>
       </w:r>
     </w:p>
@@ -28110,25 +28094,7 @@
                 <w:kern w:val="0"/>
                 <w14:ligatures w14:val="none"/>
               </w:rPr>
-              <w:t xml:space="preserve">. 2023. Lima, Perú. Editorial </w:t>
-            </w:r>
-            <w:proofErr w:type="spellStart"/>
-            <w:r>
-              <w:rPr>
-                <w:rFonts w:ascii="Arial Nova Cond Light" w:eastAsia="Calibri" w:hAnsi="Arial Nova Cond Light" w:cs="Calibri Light"/>
-                <w:kern w:val="0"/>
-                <w14:ligatures w14:val="none"/>
-              </w:rPr>
-              <w:t>Corefo</w:t>
-            </w:r>
-            <w:proofErr w:type="spellEnd"/>
-            <w:r>
-              <w:rPr>
-                <w:rFonts w:ascii="Arial Nova Cond Light" w:eastAsia="Calibri" w:hAnsi="Arial Nova Cond Light" w:cs="Calibri Light"/>
-                <w:kern w:val="0"/>
-                <w14:ligatures w14:val="none"/>
-              </w:rPr>
-              <w:t xml:space="preserve"> S.A.C</w:t>
+              <w:t>. 2023. Lima, Perú. Editorial Corefo S.A.C</w:t>
             </w:r>
           </w:p>
           <w:p>
@@ -28152,25 +28118,7 @@
                 <w:kern w:val="0"/>
                 <w14:ligatures w14:val="none"/>
               </w:rPr>
-              <w:t xml:space="preserve">Minedu (2016). Programa curricular de educación secundaria. Resolución Ministerial </w:t>
-            </w:r>
-            <w:proofErr w:type="spellStart"/>
-            <w:r>
-              <w:rPr>
-                <w:rFonts w:ascii="Arial Nova Cond Light" w:eastAsia="Calibri" w:hAnsi="Arial Nova Cond Light" w:cs="Calibri Light"/>
-                <w:kern w:val="0"/>
-                <w14:ligatures w14:val="none"/>
-              </w:rPr>
-              <w:t>N°</w:t>
-            </w:r>
-            <w:proofErr w:type="spellEnd"/>
-            <w:r>
-              <w:rPr>
-                <w:rFonts w:ascii="Arial Nova Cond Light" w:eastAsia="Calibri" w:hAnsi="Arial Nova Cond Light" w:cs="Calibri Light"/>
-                <w:kern w:val="0"/>
-                <w14:ligatures w14:val="none"/>
-              </w:rPr>
-              <w:t xml:space="preserve"> 649-2016-Minedu. </w:t>
+              <w:t xml:space="preserve">Minedu (2016). Programa curricular de educación secundaria. Resolución Ministerial N° 649-2016-Minedu. </w:t>
             </w:r>
           </w:p>
           <w:p>
@@ -28194,25 +28142,7 @@
                 <w:kern w:val="0"/>
                 <w14:ligatures w14:val="none"/>
               </w:rPr>
-              <w:t xml:space="preserve">Minedu (2016). Currículo Nacional de la educación básica. Resolución Ministerial </w:t>
-            </w:r>
-            <w:proofErr w:type="spellStart"/>
-            <w:r>
-              <w:rPr>
-                <w:rFonts w:ascii="Arial Nova Cond Light" w:eastAsia="Calibri" w:hAnsi="Arial Nova Cond Light" w:cs="Calibri Light"/>
-                <w:kern w:val="0"/>
-                <w14:ligatures w14:val="none"/>
-              </w:rPr>
-              <w:t>N°</w:t>
-            </w:r>
-            <w:proofErr w:type="spellEnd"/>
-            <w:r>
-              <w:rPr>
-                <w:rFonts w:ascii="Arial Nova Cond Light" w:eastAsia="Calibri" w:hAnsi="Arial Nova Cond Light" w:cs="Calibri Light"/>
-                <w:kern w:val="0"/>
-                <w14:ligatures w14:val="none"/>
-              </w:rPr>
-              <w:t xml:space="preserve"> 281-2016-Minedu y su modificatoria. </w:t>
+              <w:t xml:space="preserve">Minedu (2016). Currículo Nacional de la educación básica. Resolución Ministerial N° 281-2016-Minedu y su modificatoria. </w:t>
             </w:r>
           </w:p>
           <w:p>
@@ -29086,7 +29016,7 @@
 </file>
 
 <file path=word/endnotes.xml><?xml version="1.0" encoding="utf-8"?>
-<w:endnotes xmlns:wpc="http://schemas.microsoft.com/office/word/2010/wordprocessingCanvas" xmlns:cx="http://schemas.microsoft.com/office/drawing/2014/chartex" xmlns:cx1="http://schemas.microsoft.com/office/drawing/2015/9/8/chartex" xmlns:cx2="http://schemas.microsoft.com/office/drawing/2015/10/21/chartex" xmlns:cx3="http://schemas.microsoft.com/office/drawing/2016/5/9/chartex" xmlns:cx4="http://schemas.microsoft.com/office/drawing/2016/5/10/chartex" xmlns:cx5="http://schemas.microsoft.com/office/drawing/2016/5/11/chartex" xmlns:cx6="http://schemas.microsoft.com/office/drawing/2016/5/12/chartex" xmlns:cx7="http://schemas.microsoft.com/office/drawing/2016/5/13/chartex" xmlns:cx8="http://schemas.microsoft.com/office/drawing/2016/5/14/chartex" xmlns:mc="http://schemas.openxmlformats.org/markup-compatibility/2006" xmlns:aink="http://schemas.microsoft.com/office/drawing/2016/ink" xmlns:am3d="http://schemas.microsoft.com/office/drawing/2017/model3d" xmlns:o="urn:schemas-microsoft-com:office:office" xmlns:oel="http://schemas.microsoft.com/office/2019/extlst" xmlns:r="http://schemas.openxmlformats.org/officeDocument/2006/relationships" xmlns:m="http://schemas.openxmlformats.org/officeDocument/2006/math" xmlns:v="urn:schemas-microsoft-com:vml" xmlns:wp14="http://schemas.microsoft.com/office/word/2010/wordprocessingDrawing" xmlns:wp="http://schemas.openxmlformats.org/drawingml/2006/wordprocessingDrawing" xmlns:w10="urn:schemas-microsoft-com:office:word" xmlns:w="http://schemas.openxmlformats.org/wordprocessingml/2006/main" xmlns:w14="http://schemas.microsoft.com/office/word/2010/wordml" xmlns:w15="http://schemas.microsoft.com/office/word/2012/wordml" xmlns:w16cex="http://schemas.microsoft.com/office/word/2018/wordml/cex" xmlns:w16cid="http://schemas.microsoft.com/office/word/2016/wordml/cid" xmlns:w16="http://schemas.microsoft.com/office/word/2018/wordml" xmlns:w16du="http://schemas.microsoft.com/office/word/2023/wordml/word16du" xmlns:w16sdtdh="http://schemas.microsoft.com/office/word/2020/wordml/sdtdatahash" xmlns:w16se="http://schemas.microsoft.com/office/word/2015/wordml/symex" xmlns:wpg="http://schemas.microsoft.com/office/word/2010/wordprocessingGroup" xmlns:wpi="http://schemas.microsoft.com/office/word/2010/wordprocessingInk" xmlns:wne="http://schemas.microsoft.com/office/word/2006/wordml" xmlns:wps="http://schemas.microsoft.com/office/word/2010/wordprocessingShape" mc:Ignorable="w14 w15 w16se w16cid w16 w16cex w16sdtdh w16du wp14">
+<w:endnotes xmlns:wpc="http://schemas.microsoft.com/office/word/2010/wordprocessingCanvas" xmlns:cx="http://schemas.microsoft.com/office/drawing/2014/chartex" xmlns:cx1="http://schemas.microsoft.com/office/drawing/2015/9/8/chartex" xmlns:cx2="http://schemas.microsoft.com/office/drawing/2015/10/21/chartex" xmlns:cx3="http://schemas.microsoft.com/office/drawing/2016/5/9/chartex" xmlns:cx4="http://schemas.microsoft.com/office/drawing/2016/5/10/chartex" xmlns:cx5="http://schemas.microsoft.com/office/drawing/2016/5/11/chartex" xmlns:cx6="http://schemas.microsoft.com/office/drawing/2016/5/12/chartex" xmlns:cx7="http://schemas.microsoft.com/office/drawing/2016/5/13/chartex" xmlns:cx8="http://schemas.microsoft.com/office/drawing/2016/5/14/chartex" xmlns:mc="http://schemas.openxmlformats.org/markup-compatibility/2006" xmlns:aink="http://schemas.microsoft.com/office/drawing/2016/ink" xmlns:am3d="http://schemas.microsoft.com/office/drawing/2017/model3d" xmlns:o="urn:schemas-microsoft-com:office:office" xmlns:oel="http://schemas.microsoft.com/office/2019/extlst" xmlns:r="http://schemas.openxmlformats.org/officeDocument/2006/relationships" xmlns:m="http://schemas.openxmlformats.org/officeDocument/2006/math" xmlns:v="urn:schemas-microsoft-com:vml" xmlns:wp14="http://schemas.microsoft.com/office/word/2010/wordprocessingDrawing" xmlns:wp="http://schemas.openxmlformats.org/drawingml/2006/wordprocessingDrawing" xmlns:w10="urn:schemas-microsoft-com:office:word" xmlns:w="http://schemas.openxmlformats.org/wordprocessingml/2006/main" xmlns:w14="http://schemas.microsoft.com/office/word/2010/wordml" xmlns:w15="http://schemas.microsoft.com/office/word/2012/wordml" xmlns:w16cex="http://schemas.microsoft.com/office/word/2018/wordml/cex" xmlns:w16cid="http://schemas.microsoft.com/office/word/2016/wordml/cid" xmlns:w16="http://schemas.microsoft.com/office/word/2018/wordml" xmlns:w16du="http://schemas.microsoft.com/office/word/2023/wordml/word16du" xmlns:w16sdtdh="http://schemas.microsoft.com/office/word/2020/wordml/sdtdatahash" xmlns:w16sdtfl="http://schemas.microsoft.com/office/word/2024/wordml/sdtformatlock" xmlns:w16se="http://schemas.microsoft.com/office/word/2015/wordml/symex" xmlns:wpg="http://schemas.microsoft.com/office/word/2010/wordprocessingGroup" xmlns:wpi="http://schemas.microsoft.com/office/word/2010/wordprocessingInk" xmlns:wne="http://schemas.microsoft.com/office/word/2006/wordml" xmlns:wps="http://schemas.microsoft.com/office/word/2010/wordprocessingShape" mc:Ignorable="w14 w15 w16se w16cid w16 w16cex w16sdtdh w16sdtfl w16du wp14">
   <w:endnote w:type="separator" w:id="-1">
     <w:p>
       <w:pPr>
@@ -29111,7 +29041,7 @@
 </file>
 
 <file path=word/footer1.xml><?xml version="1.0" encoding="utf-8"?>
-<w:ftr xmlns:wpc="http://schemas.microsoft.com/office/word/2010/wordprocessingCanvas" xmlns:cx="http://schemas.microsoft.com/office/drawing/2014/chartex" xmlns:cx1="http://schemas.microsoft.com/office/drawing/2015/9/8/chartex" xmlns:cx2="http://schemas.microsoft.com/office/drawing/2015/10/21/chartex" xmlns:cx3="http://schemas.microsoft.com/office/drawing/2016/5/9/chartex" xmlns:cx4="http://schemas.microsoft.com/office/drawing/2016/5/10/chartex" xmlns:cx5="http://schemas.microsoft.com/office/drawing/2016/5/11/chartex" xmlns:cx6="http://schemas.microsoft.com/office/drawing/2016/5/12/chartex" xmlns:cx7="http://schemas.microsoft.com/office/drawing/2016/5/13/chartex" xmlns:cx8="http://schemas.microsoft.com/office/drawing/2016/5/14/chartex" xmlns:mc="http://schemas.openxmlformats.org/markup-compatibility/2006" xmlns:aink="http://schemas.microsoft.com/office/drawing/2016/ink" xmlns:am3d="http://schemas.microsoft.com/office/drawing/2017/model3d" xmlns:o="urn:schemas-microsoft-com:office:office" xmlns:oel="http://schemas.microsoft.com/office/2019/extlst" xmlns:r="http://schemas.openxmlformats.org/officeDocument/2006/relationships" xmlns:m="http://schemas.openxmlformats.org/officeDocument/2006/math" xmlns:v="urn:schemas-microsoft-com:vml" xmlns:wp14="http://schemas.microsoft.com/office/word/2010/wordprocessingDrawing" xmlns:wp="http://schemas.openxmlformats.org/drawingml/2006/wordprocessingDrawing" xmlns:w10="urn:schemas-microsoft-com:office:word" xmlns:w="http://schemas.openxmlformats.org/wordprocessingml/2006/main" xmlns:w14="http://schemas.microsoft.com/office/word/2010/wordml" xmlns:w15="http://schemas.microsoft.com/office/word/2012/wordml" xmlns:w16cex="http://schemas.microsoft.com/office/word/2018/wordml/cex" xmlns:w16cid="http://schemas.microsoft.com/office/word/2016/wordml/cid" xmlns:w16="http://schemas.microsoft.com/office/word/2018/wordml" xmlns:w16du="http://schemas.microsoft.com/office/word/2023/wordml/word16du" xmlns:w16sdtdh="http://schemas.microsoft.com/office/word/2020/wordml/sdtdatahash" xmlns:w16se="http://schemas.microsoft.com/office/word/2015/wordml/symex" xmlns:wpg="http://schemas.microsoft.com/office/word/2010/wordprocessingGroup" xmlns:wpi="http://schemas.microsoft.com/office/word/2010/wordprocessingInk" xmlns:wne="http://schemas.microsoft.com/office/word/2006/wordml" xmlns:wps="http://schemas.microsoft.com/office/word/2010/wordprocessingShape" mc:Ignorable="w14 w15 w16se w16cid w16 w16cex w16sdtdh w16du wp14">
+<w:ftr xmlns:wpc="http://schemas.microsoft.com/office/word/2010/wordprocessingCanvas" xmlns:cx="http://schemas.microsoft.com/office/drawing/2014/chartex" xmlns:cx1="http://schemas.microsoft.com/office/drawing/2015/9/8/chartex" xmlns:cx2="http://schemas.microsoft.com/office/drawing/2015/10/21/chartex" xmlns:cx3="http://schemas.microsoft.com/office/drawing/2016/5/9/chartex" xmlns:cx4="http://schemas.microsoft.com/office/drawing/2016/5/10/chartex" xmlns:cx5="http://schemas.microsoft.com/office/drawing/2016/5/11/chartex" xmlns:cx6="http://schemas.microsoft.com/office/drawing/2016/5/12/chartex" xmlns:cx7="http://schemas.microsoft.com/office/drawing/2016/5/13/chartex" xmlns:cx8="http://schemas.microsoft.com/office/drawing/2016/5/14/chartex" xmlns:mc="http://schemas.openxmlformats.org/markup-compatibility/2006" xmlns:aink="http://schemas.microsoft.com/office/drawing/2016/ink" xmlns:am3d="http://schemas.microsoft.com/office/drawing/2017/model3d" xmlns:o="urn:schemas-microsoft-com:office:office" xmlns:oel="http://schemas.microsoft.com/office/2019/extlst" xmlns:r="http://schemas.openxmlformats.org/officeDocument/2006/relationships" xmlns:m="http://schemas.openxmlformats.org/officeDocument/2006/math" xmlns:v="urn:schemas-microsoft-com:vml" xmlns:wp14="http://schemas.microsoft.com/office/word/2010/wordprocessingDrawing" xmlns:wp="http://schemas.openxmlformats.org/drawingml/2006/wordprocessingDrawing" xmlns:w10="urn:schemas-microsoft-com:office:word" xmlns:w="http://schemas.openxmlformats.org/wordprocessingml/2006/main" xmlns:w14="http://schemas.microsoft.com/office/word/2010/wordml" xmlns:w15="http://schemas.microsoft.com/office/word/2012/wordml" xmlns:w16cex="http://schemas.microsoft.com/office/word/2018/wordml/cex" xmlns:w16cid="http://schemas.microsoft.com/office/word/2016/wordml/cid" xmlns:w16="http://schemas.microsoft.com/office/word/2018/wordml" xmlns:w16du="http://schemas.microsoft.com/office/word/2023/wordml/word16du" xmlns:w16sdtdh="http://schemas.microsoft.com/office/word/2020/wordml/sdtdatahash" xmlns:w16sdtfl="http://schemas.microsoft.com/office/word/2024/wordml/sdtformatlock" xmlns:w16se="http://schemas.microsoft.com/office/word/2015/wordml/symex" xmlns:wpg="http://schemas.microsoft.com/office/word/2010/wordprocessingGroup" xmlns:wpi="http://schemas.microsoft.com/office/word/2010/wordprocessingInk" xmlns:wne="http://schemas.microsoft.com/office/word/2006/wordml" xmlns:wps="http://schemas.microsoft.com/office/word/2010/wordprocessingShape" mc:Ignorable="w14 w15 w16se w16cid w16 w16cex w16sdtdh w16sdtfl w16du wp14">
   <w:p>
     <w:pPr>
       <w:pStyle w:val="Piedepgina"/>
@@ -29626,7 +29556,7 @@
 </file>
 
 <file path=word/footnotes.xml><?xml version="1.0" encoding="utf-8"?>
-<w:footnotes xmlns:wpc="http://schemas.microsoft.com/office/word/2010/wordprocessingCanvas" xmlns:cx="http://schemas.microsoft.com/office/drawing/2014/chartex" xmlns:cx1="http://schemas.microsoft.com/office/drawing/2015/9/8/chartex" xmlns:cx2="http://schemas.microsoft.com/office/drawing/2015/10/21/chartex" xmlns:cx3="http://schemas.microsoft.com/office/drawing/2016/5/9/chartex" xmlns:cx4="http://schemas.microsoft.com/office/drawing/2016/5/10/chartex" xmlns:cx5="http://schemas.microsoft.com/office/drawing/2016/5/11/chartex" xmlns:cx6="http://schemas.microsoft.com/office/drawing/2016/5/12/chartex" xmlns:cx7="http://schemas.microsoft.com/office/drawing/2016/5/13/chartex" xmlns:cx8="http://schemas.microsoft.com/office/drawing/2016/5/14/chartex" xmlns:mc="http://schemas.openxmlformats.org/markup-compatibility/2006" xmlns:aink="http://schemas.microsoft.com/office/drawing/2016/ink" xmlns:am3d="http://schemas.microsoft.com/office/drawing/2017/model3d" xmlns:o="urn:schemas-microsoft-com:office:office" xmlns:oel="http://schemas.microsoft.com/office/2019/extlst" xmlns:r="http://schemas.openxmlformats.org/officeDocument/2006/relationships" xmlns:m="http://schemas.openxmlformats.org/officeDocument/2006/math" xmlns:v="urn:schemas-microsoft-com:vml" xmlns:wp14="http://schemas.microsoft.com/office/word/2010/wordprocessingDrawing" xmlns:wp="http://schemas.openxmlformats.org/drawingml/2006/wordprocessingDrawing" xmlns:w10="urn:schemas-microsoft-com:office:word" xmlns:w="http://schemas.openxmlformats.org/wordprocessingml/2006/main" xmlns:w14="http://schemas.microsoft.com/office/word/2010/wordml" xmlns:w15="http://schemas.microsoft.com/office/word/2012/wordml" xmlns:w16cex="http://schemas.microsoft.com/office/word/2018/wordml/cex" xmlns:w16cid="http://schemas.microsoft.com/office/word/2016/wordml/cid" xmlns:w16="http://schemas.microsoft.com/office/word/2018/wordml" xmlns:w16du="http://schemas.microsoft.com/office/word/2023/wordml/word16du" xmlns:w16sdtdh="http://schemas.microsoft.com/office/word/2020/wordml/sdtdatahash" xmlns:w16se="http://schemas.microsoft.com/office/word/2015/wordml/symex" xmlns:wpg="http://schemas.microsoft.com/office/word/2010/wordprocessingGroup" xmlns:wpi="http://schemas.microsoft.com/office/word/2010/wordprocessingInk" xmlns:wne="http://schemas.microsoft.com/office/word/2006/wordml" xmlns:wps="http://schemas.microsoft.com/office/word/2010/wordprocessingShape" mc:Ignorable="w14 w15 w16se w16cid w16 w16cex w16sdtdh w16du wp14">
+<w:footnotes xmlns:wpc="http://schemas.microsoft.com/office/word/2010/wordprocessingCanvas" xmlns:cx="http://schemas.microsoft.com/office/drawing/2014/chartex" xmlns:cx1="http://schemas.microsoft.com/office/drawing/2015/9/8/chartex" xmlns:cx2="http://schemas.microsoft.com/office/drawing/2015/10/21/chartex" xmlns:cx3="http://schemas.microsoft.com/office/drawing/2016/5/9/chartex" xmlns:cx4="http://schemas.microsoft.com/office/drawing/2016/5/10/chartex" xmlns:cx5="http://schemas.microsoft.com/office/drawing/2016/5/11/chartex" xmlns:cx6="http://schemas.microsoft.com/office/drawing/2016/5/12/chartex" xmlns:cx7="http://schemas.microsoft.com/office/drawing/2016/5/13/chartex" xmlns:cx8="http://schemas.microsoft.com/office/drawing/2016/5/14/chartex" xmlns:mc="http://schemas.openxmlformats.org/markup-compatibility/2006" xmlns:aink="http://schemas.microsoft.com/office/drawing/2016/ink" xmlns:am3d="http://schemas.microsoft.com/office/drawing/2017/model3d" xmlns:o="urn:schemas-microsoft-com:office:office" xmlns:oel="http://schemas.microsoft.com/office/2019/extlst" xmlns:r="http://schemas.openxmlformats.org/officeDocument/2006/relationships" xmlns:m="http://schemas.openxmlformats.org/officeDocument/2006/math" xmlns:v="urn:schemas-microsoft-com:vml" xmlns:wp14="http://schemas.microsoft.com/office/word/2010/wordprocessingDrawing" xmlns:wp="http://schemas.openxmlformats.org/drawingml/2006/wordprocessingDrawing" xmlns:w10="urn:schemas-microsoft-com:office:word" xmlns:w="http://schemas.openxmlformats.org/wordprocessingml/2006/main" xmlns:w14="http://schemas.microsoft.com/office/word/2010/wordml" xmlns:w15="http://schemas.microsoft.com/office/word/2012/wordml" xmlns:w16cex="http://schemas.microsoft.com/office/word/2018/wordml/cex" xmlns:w16cid="http://schemas.microsoft.com/office/word/2016/wordml/cid" xmlns:w16="http://schemas.microsoft.com/office/word/2018/wordml" xmlns:w16du="http://schemas.microsoft.com/office/word/2023/wordml/word16du" xmlns:w16sdtdh="http://schemas.microsoft.com/office/word/2020/wordml/sdtdatahash" xmlns:w16sdtfl="http://schemas.microsoft.com/office/word/2024/wordml/sdtformatlock" xmlns:w16se="http://schemas.microsoft.com/office/word/2015/wordml/symex" xmlns:wpg="http://schemas.microsoft.com/office/word/2010/wordprocessingGroup" xmlns:wpi="http://schemas.microsoft.com/office/word/2010/wordprocessingInk" xmlns:wne="http://schemas.microsoft.com/office/word/2006/wordml" xmlns:wps="http://schemas.microsoft.com/office/word/2010/wordprocessingShape" mc:Ignorable="w14 w15 w16se w16cid w16 w16cex w16sdtdh w16sdtfl w16du wp14">
   <w:footnote w:type="separator" w:id="-1">
     <w:p>
       <w:pPr>
@@ -29651,7 +29581,7 @@
 </file>
 
 <file path=word/header1.xml><?xml version="1.0" encoding="utf-8"?>
-<w:hdr xmlns:wpc="http://schemas.microsoft.com/office/word/2010/wordprocessingCanvas" xmlns:cx="http://schemas.microsoft.com/office/drawing/2014/chartex" xmlns:cx1="http://schemas.microsoft.com/office/drawing/2015/9/8/chartex" xmlns:cx2="http://schemas.microsoft.com/office/drawing/2015/10/21/chartex" xmlns:cx3="http://schemas.microsoft.com/office/drawing/2016/5/9/chartex" xmlns:cx4="http://schemas.microsoft.com/office/drawing/2016/5/10/chartex" xmlns:cx5="http://schemas.microsoft.com/office/drawing/2016/5/11/chartex" xmlns:cx6="http://schemas.microsoft.com/office/drawing/2016/5/12/chartex" xmlns:cx7="http://schemas.microsoft.com/office/drawing/2016/5/13/chartex" xmlns:cx8="http://schemas.microsoft.com/office/drawing/2016/5/14/chartex" xmlns:mc="http://schemas.openxmlformats.org/markup-compatibility/2006" xmlns:aink="http://schemas.microsoft.com/office/drawing/2016/ink" xmlns:am3d="http://schemas.microsoft.com/office/drawing/2017/model3d" xmlns:o="urn:schemas-microsoft-com:office:office" xmlns:oel="http://schemas.microsoft.com/office/2019/extlst" xmlns:r="http://schemas.openxmlformats.org/officeDocument/2006/relationships" xmlns:m="http://schemas.openxmlformats.org/officeDocument/2006/math" xmlns:v="urn:schemas-microsoft-com:vml" xmlns:wp14="http://schemas.microsoft.com/office/word/2010/wordprocessingDrawing" xmlns:wp="http://schemas.openxmlformats.org/drawingml/2006/wordprocessingDrawing" xmlns:w10="urn:schemas-microsoft-com:office:word" xmlns:w="http://schemas.openxmlformats.org/wordprocessingml/2006/main" xmlns:w14="http://schemas.microsoft.com/office/word/2010/wordml" xmlns:w15="http://schemas.microsoft.com/office/word/2012/wordml" xmlns:w16cex="http://schemas.microsoft.com/office/word/2018/wordml/cex" xmlns:w16cid="http://schemas.microsoft.com/office/word/2016/wordml/cid" xmlns:w16="http://schemas.microsoft.com/office/word/2018/wordml" xmlns:w16du="http://schemas.microsoft.com/office/word/2023/wordml/word16du" xmlns:w16sdtdh="http://schemas.microsoft.com/office/word/2020/wordml/sdtdatahash" xmlns:w16se="http://schemas.microsoft.com/office/word/2015/wordml/symex" xmlns:wpg="http://schemas.microsoft.com/office/word/2010/wordprocessingGroup" xmlns:wpi="http://schemas.microsoft.com/office/word/2010/wordprocessingInk" xmlns:wne="http://schemas.microsoft.com/office/word/2006/wordml" xmlns:wps="http://schemas.microsoft.com/office/word/2010/wordprocessingShape" mc:Ignorable="w14 w15 w16se w16cid w16 w16cex w16sdtdh w16du wp14">
+<w:hdr xmlns:wpc="http://schemas.microsoft.com/office/word/2010/wordprocessingCanvas" xmlns:cx="http://schemas.microsoft.com/office/drawing/2014/chartex" xmlns:cx1="http://schemas.microsoft.com/office/drawing/2015/9/8/chartex" xmlns:cx2="http://schemas.microsoft.com/office/drawing/2015/10/21/chartex" xmlns:cx3="http://schemas.microsoft.com/office/drawing/2016/5/9/chartex" xmlns:cx4="http://schemas.microsoft.com/office/drawing/2016/5/10/chartex" xmlns:cx5="http://schemas.microsoft.com/office/drawing/2016/5/11/chartex" xmlns:cx6="http://schemas.microsoft.com/office/drawing/2016/5/12/chartex" xmlns:cx7="http://schemas.microsoft.com/office/drawing/2016/5/13/chartex" xmlns:cx8="http://schemas.microsoft.com/office/drawing/2016/5/14/chartex" xmlns:mc="http://schemas.openxmlformats.org/markup-compatibility/2006" xmlns:aink="http://schemas.microsoft.com/office/drawing/2016/ink" xmlns:am3d="http://schemas.microsoft.com/office/drawing/2017/model3d" xmlns:o="urn:schemas-microsoft-com:office:office" xmlns:oel="http://schemas.microsoft.com/office/2019/extlst" xmlns:r="http://schemas.openxmlformats.org/officeDocument/2006/relationships" xmlns:m="http://schemas.openxmlformats.org/officeDocument/2006/math" xmlns:v="urn:schemas-microsoft-com:vml" xmlns:wp14="http://schemas.microsoft.com/office/word/2010/wordprocessingDrawing" xmlns:wp="http://schemas.openxmlformats.org/drawingml/2006/wordprocessingDrawing" xmlns:w10="urn:schemas-microsoft-com:office:word" xmlns:w="http://schemas.openxmlformats.org/wordprocessingml/2006/main" xmlns:w14="http://schemas.microsoft.com/office/word/2010/wordml" xmlns:w15="http://schemas.microsoft.com/office/word/2012/wordml" xmlns:w16cex="http://schemas.microsoft.com/office/word/2018/wordml/cex" xmlns:w16cid="http://schemas.microsoft.com/office/word/2016/wordml/cid" xmlns:w16="http://schemas.microsoft.com/office/word/2018/wordml" xmlns:w16du="http://schemas.microsoft.com/office/word/2023/wordml/word16du" xmlns:w16sdtdh="http://schemas.microsoft.com/office/word/2020/wordml/sdtdatahash" xmlns:w16sdtfl="http://schemas.microsoft.com/office/word/2024/wordml/sdtformatlock" xmlns:w16se="http://schemas.microsoft.com/office/word/2015/wordml/symex" xmlns:wpg="http://schemas.microsoft.com/office/word/2010/wordprocessingGroup" xmlns:wpi="http://schemas.microsoft.com/office/word/2010/wordprocessingInk" xmlns:wne="http://schemas.microsoft.com/office/word/2006/wordml" xmlns:wps="http://schemas.microsoft.com/office/word/2010/wordprocessingShape" mc:Ignorable="w14 w15 w16se w16cid w16 w16cex w16sdtdh w16sdtfl w16du wp14">
   <w:tbl>
     <w:tblPr>
       <w:tblStyle w:val="Tablaconcuadrcula"/>
@@ -29941,7 +29871,7 @@
 </file>
 
 <file path=word/numbering.xml><?xml version="1.0" encoding="utf-8"?>
-<w:numbering xmlns:wpc="http://schemas.microsoft.com/office/word/2010/wordprocessingCanvas" xmlns:cx="http://schemas.microsoft.com/office/drawing/2014/chartex" xmlns:cx1="http://schemas.microsoft.com/office/drawing/2015/9/8/chartex" xmlns:cx2="http://schemas.microsoft.com/office/drawing/2015/10/21/chartex" xmlns:cx3="http://schemas.microsoft.com/office/drawing/2016/5/9/chartex" xmlns:cx4="http://schemas.microsoft.com/office/drawing/2016/5/10/chartex" xmlns:cx5="http://schemas.microsoft.com/office/drawing/2016/5/11/chartex" xmlns:cx6="http://schemas.microsoft.com/office/drawing/2016/5/12/chartex" xmlns:cx7="http://schemas.microsoft.com/office/drawing/2016/5/13/chartex" xmlns:cx8="http://schemas.microsoft.com/office/drawing/2016/5/14/chartex" xmlns:mc="http://schemas.openxmlformats.org/markup-compatibility/2006" xmlns:aink="http://schemas.microsoft.com/office/drawing/2016/ink" xmlns:am3d="http://schemas.microsoft.com/office/drawing/2017/model3d" xmlns:o="urn:schemas-microsoft-com:office:office" xmlns:oel="http://schemas.microsoft.com/office/2019/extlst" xmlns:r="http://schemas.openxmlformats.org/officeDocument/2006/relationships" xmlns:m="http://schemas.openxmlformats.org/officeDocument/2006/math" xmlns:v="urn:schemas-microsoft-com:vml" xmlns:wp14="http://schemas.microsoft.com/office/word/2010/wordprocessingDrawing" xmlns:wp="http://schemas.openxmlformats.org/drawingml/2006/wordprocessingDrawing" xmlns:w10="urn:schemas-microsoft-com:office:word" xmlns:w="http://schemas.openxmlformats.org/wordprocessingml/2006/main" xmlns:w14="http://schemas.microsoft.com/office/word/2010/wordml" xmlns:w15="http://schemas.microsoft.com/office/word/2012/wordml" xmlns:w16cex="http://schemas.microsoft.com/office/word/2018/wordml/cex" xmlns:w16cid="http://schemas.microsoft.com/office/word/2016/wordml/cid" xmlns:w16="http://schemas.microsoft.com/office/word/2018/wordml" xmlns:w16du="http://schemas.microsoft.com/office/word/2023/wordml/word16du" xmlns:w16sdtdh="http://schemas.microsoft.com/office/word/2020/wordml/sdtdatahash" xmlns:w16se="http://schemas.microsoft.com/office/word/2015/wordml/symex" xmlns:wpg="http://schemas.microsoft.com/office/word/2010/wordprocessingGroup" xmlns:wpi="http://schemas.microsoft.com/office/word/2010/wordprocessingInk" xmlns:wne="http://schemas.microsoft.com/office/word/2006/wordml" xmlns:wps="http://schemas.microsoft.com/office/word/2010/wordprocessingShape" mc:Ignorable="w14 w15 w16se w16cid w16 w16cex w16sdtdh w16du wp14">
+<w:numbering xmlns:wpc="http://schemas.microsoft.com/office/word/2010/wordprocessingCanvas" xmlns:cx="http://schemas.microsoft.com/office/drawing/2014/chartex" xmlns:cx1="http://schemas.microsoft.com/office/drawing/2015/9/8/chartex" xmlns:cx2="http://schemas.microsoft.com/office/drawing/2015/10/21/chartex" xmlns:cx3="http://schemas.microsoft.com/office/drawing/2016/5/9/chartex" xmlns:cx4="http://schemas.microsoft.com/office/drawing/2016/5/10/chartex" xmlns:cx5="http://schemas.microsoft.com/office/drawing/2016/5/11/chartex" xmlns:cx6="http://schemas.microsoft.com/office/drawing/2016/5/12/chartex" xmlns:cx7="http://schemas.microsoft.com/office/drawing/2016/5/13/chartex" xmlns:cx8="http://schemas.microsoft.com/office/drawing/2016/5/14/chartex" xmlns:mc="http://schemas.openxmlformats.org/markup-compatibility/2006" xmlns:aink="http://schemas.microsoft.com/office/drawing/2016/ink" xmlns:am3d="http://schemas.microsoft.com/office/drawing/2017/model3d" xmlns:o="urn:schemas-microsoft-com:office:office" xmlns:oel="http://schemas.microsoft.com/office/2019/extlst" xmlns:r="http://schemas.openxmlformats.org/officeDocument/2006/relationships" xmlns:m="http://schemas.openxmlformats.org/officeDocument/2006/math" xmlns:v="urn:schemas-microsoft-com:vml" xmlns:wp14="http://schemas.microsoft.com/office/word/2010/wordprocessingDrawing" xmlns:wp="http://schemas.openxmlformats.org/drawingml/2006/wordprocessingDrawing" xmlns:w10="urn:schemas-microsoft-com:office:word" xmlns:w="http://schemas.openxmlformats.org/wordprocessingml/2006/main" xmlns:w14="http://schemas.microsoft.com/office/word/2010/wordml" xmlns:w15="http://schemas.microsoft.com/office/word/2012/wordml" xmlns:w16cex="http://schemas.microsoft.com/office/word/2018/wordml/cex" xmlns:w16cid="http://schemas.microsoft.com/office/word/2016/wordml/cid" xmlns:w16="http://schemas.microsoft.com/office/word/2018/wordml" xmlns:w16du="http://schemas.microsoft.com/office/word/2023/wordml/word16du" xmlns:w16sdtdh="http://schemas.microsoft.com/office/word/2020/wordml/sdtdatahash" xmlns:w16sdtfl="http://schemas.microsoft.com/office/word/2024/wordml/sdtformatlock" xmlns:w16se="http://schemas.microsoft.com/office/word/2015/wordml/symex" xmlns:wpg="http://schemas.microsoft.com/office/word/2010/wordprocessingGroup" xmlns:wpi="http://schemas.microsoft.com/office/word/2010/wordprocessingInk" xmlns:wne="http://schemas.microsoft.com/office/word/2006/wordml" xmlns:wps="http://schemas.microsoft.com/office/word/2010/wordprocessingShape" mc:Ignorable="w14 w15 w16se w16cid w16 w16cex w16sdtdh w16sdtfl w16du wp14">
   <w:abstractNum w:abstractNumId="0" w15:restartNumberingAfterBreak="0">
     <w:nsid w:val="01D321E7"/>
     <w:multiLevelType w:val="hybridMultilevel"/>
@@ -34479,7 +34409,7 @@
 </file>
 
 <file path=word/styles.xml><?xml version="1.0" encoding="utf-8"?>
-<w:styles xmlns:mc="http://schemas.openxmlformats.org/markup-compatibility/2006" xmlns:r="http://schemas.openxmlformats.org/officeDocument/2006/relationships" xmlns:w="http://schemas.openxmlformats.org/wordprocessingml/2006/main" xmlns:w14="http://schemas.microsoft.com/office/word/2010/wordml" xmlns:w15="http://schemas.microsoft.com/office/word/2012/wordml" xmlns:w16cex="http://schemas.microsoft.com/office/word/2018/wordml/cex" xmlns:w16cid="http://schemas.microsoft.com/office/word/2016/wordml/cid" xmlns:w16="http://schemas.microsoft.com/office/word/2018/wordml" xmlns:w16du="http://schemas.microsoft.com/office/word/2023/wordml/word16du" xmlns:w16sdtdh="http://schemas.microsoft.com/office/word/2020/wordml/sdtdatahash" xmlns:w16se="http://schemas.microsoft.com/office/word/2015/wordml/symex" mc:Ignorable="w14 w15 w16se w16cid w16 w16cex w16sdtdh w16du">
+<w:styles xmlns:mc="http://schemas.openxmlformats.org/markup-compatibility/2006" xmlns:r="http://schemas.openxmlformats.org/officeDocument/2006/relationships" xmlns:w="http://schemas.openxmlformats.org/wordprocessingml/2006/main" xmlns:w14="http://schemas.microsoft.com/office/word/2010/wordml" xmlns:w15="http://schemas.microsoft.com/office/word/2012/wordml" xmlns:w16cex="http://schemas.microsoft.com/office/word/2018/wordml/cex" xmlns:w16cid="http://schemas.microsoft.com/office/word/2016/wordml/cid" xmlns:w16="http://schemas.microsoft.com/office/word/2018/wordml" xmlns:w16du="http://schemas.microsoft.com/office/word/2023/wordml/word16du" xmlns:w16sdtdh="http://schemas.microsoft.com/office/word/2020/wordml/sdtdatahash" xmlns:w16sdtfl="http://schemas.microsoft.com/office/word/2024/wordml/sdtformatlock" xmlns:w16se="http://schemas.microsoft.com/office/word/2015/wordml/symex" mc:Ignorable="w14 w15 w16se w16cid w16 w16cex w16sdtdh w16sdtfl w16du">
   <w:docDefaults>
     <w:rPrDefault>
       <w:rPr>
@@ -35515,7 +35445,7 @@
       <w14:ligatures w14:val="none"/>
     </w:rPr>
   </w:style>
-  <w:style w:type="character" w:styleId="Textoennegrita">
+  <w:style w:type="character" w:styleId="Fuerte">
     <w:name w:val="Strong"/>
     <w:basedOn w:val="Fuentedeprrafopredeter"/>
     <w:uiPriority w:val="22"/>
